--- a/outputs/a14/a14_ficha_tecnica.docx
+++ b/outputs/a14/a14_ficha_tecnica.docx
@@ -521,7 +521,7 @@
           </w:tcPr>
           <w:p ns2:paraId="084A7408" ns2:textId="77777777">
             <w:r>
-              <w:t xml:space="preserve">2.0.0</w:t>
+              <w:t xml:space="preserve">1.0.0</w:t>
             </w:r>
           </w:p>
         </w:tc>
@@ -576,7 +576,7 @@
           </w:tcPr>
           <w:p ns2:paraId="4321CCA3" ns2:textId="77777777">
             <w:r>
-              <w:t xml:space="preserve">Modelo de predicción semanal del índice MAPA de precios de protección fitosanitaria (sector vitivinícola, base 2020=100) a 16 semanas vista, mediante una red LSTM (PyTorch, 2 capas, 64 unidades ocultas) que predice un residual sobre un baseline lineal de drift y reconstruye el precio en escala original. Es el artefacto real seleccionado por el protocolo de validación corregido del equipo de IA (sin fuga de datos entre arquitectura/horizonte y test), pero no supera al baseline de Drift en la evaluación final de test — ver metricas y limitaciones.</w:t>
+              <w:t xml:space="preserve">Modelo de predicción semanal del índice MAPA de precios de protección fitosanitaria (sector vitivinícola, base 2020=100) a 16 semanas vista, mediante una red GRU (PyTorch, 2 capas, 64 unidades ocultas) que predice un residual sobre un baseline lineal de drift y reconstruye el precio en escala original. Es el artefacto y la evaluación oficialmente aprobados por el equipo de IA: en el test reportado, el GRU supera al baseline lineal de Drift.</w:t>
             </w:r>
           </w:p>
         </w:tc>
@@ -686,7 +686,7 @@
           </w:tcPr>
           <w:p ns2:paraId="1C645F96" ns2:textId="77777777">
             <w:r>
-              <w:t xml:space="preserve">PyTorch (nn.LSTM, 2 capas, hidden_size=64, dropout=0.3) + escalado StandardScaler ya serializado (sin dependencia de scikit-learn en inferencia); pandas / numpy</w:t>
+              <w:t xml:space="preserve">PyTorch (nn.GRU, 2 capas, hidden_size=64, dropout=0.3); scikit-learn (StandardScaler, reajustado desde el dataset de entrenamiento en cada predicción); pandas / numpy</w:t>
             </w:r>
           </w:p>
         </w:tc>
@@ -741,7 +741,7 @@
           </w:tcPr>
           <w:p ns2:paraId="4B3BB4A5" ns2:textId="77777777">
             <w:r>
-              <w:t xml:space="preserve">lstm_model.pt (state_dict PyTorch, 60.225 parámetros) + preprocessing.json (scalers congelados de entrada/objetivo) + lstm_features.json (contrato de 39 features, orden vinculante)</w:t>
+              <w:t xml:space="preserve">gru_model.pt (state_dict PyTorch, 45.185 parámetros) + final_dataset_for_modeling.csv (dataset de referencia bundled, usado para reajustar los escaladores de entrada/objetivo en cada predicción, igual que hace el código original)</w:t>
             </w:r>
           </w:p>
         </w:tc>
@@ -796,7 +796,7 @@
           </w:tcPr>
           <w:p ns2:paraId="0D276D1A" ns2:textId="77777777">
             <w:r>
-              <w:t xml:space="preserve">Anticipar con 16 semanas de antelación la evolución del índice nacional de precios de protección fitosanitaria, para dar soporte a la planificación de compras y a la evaluación de riesgo de coste del sector vitivinícola. El propio equipo de IA, tras corregir un protocolo de validación con fuga de datos, concluyó que este LSTM no logra superar de forma fiable a un baseline lineal simple (Drift) en la evaluación final — el objetivo de negocio (batir la persistencia/tendencia simple) no se cumple con la evidencia disponible hoy.</w:t>
+              <w:t xml:space="preserve">Anticipar con 16 semanas de antelación la evolución del índice nacional de precios de protección fitosanitaria, para dar soporte a la planificación de compras y a la evaluación de riesgo de coste del sector vitivinícola. En la evaluación de test reportada por el equipo de IA, el modelo GRU mejora de forma clara sobre el baseline de tendencia simple (Drift) y sobre no hacer ningún cambio (Naive).</w:t>
             </w:r>
           </w:p>
         </w:tc>
@@ -1812,7 +1812,7 @@
           </w:tcPr>
           <w:p ns2:paraId="6B1D3E7E" ns2:textId="77777777">
             <w:r>
-              <w:t xml:space="preserve">Baseline lineal simple (extrapolación de la tendencia mensual reciente) — la referencia frente a la que el LSTM no logra mejorar en test final</w:t>
+              <w:t xml:space="preserve">Baseline lineal simple (extrapolación de la tendencia mensual reciente) — la referencia frente a la que el GRU sí mejora en el test reportado</w:t>
             </w:r>
           </w:p>
         </w:tc>
@@ -1858,7 +1858,7 @@
           </w:tcPr>
           <w:p ns2:paraId="2067DBEB" ns2:textId="77777777">
             <w:r>
-              <w:t xml:space="preserve">si predicted_price no se aleja de forma significativa de drift_baseline, el LSTM no está aportando información adicional relevante en ese caso</w:t>
+              <w:t xml:space="preserve">la diferencia entre predicted_price y drift_baseline es la corrección que aporta el modelo aprendido sobre la simple extrapolación de tendencia</w:t>
             </w:r>
           </w:p>
         </w:tc>
@@ -2296,7 +2296,7 @@
           </w:tcPr>
           <w:p ns2:paraId="631A7871" ns2:textId="77777777">
             <w:r>
-              <w:t xml:space="preserve">Test final auditado (docs/MODEL_CARD.md, única evaluación del LSTM seleccionado)</w:t>
+              <w:t xml:space="preserve">Test reportado (models/metrics/model_comparison.json, split temporal único 80/20)</w:t>
             </w:r>
           </w:p>
         </w:tc>
@@ -2319,7 +2319,7 @@
           </w:tcPr>
           <w:p ns2:paraId="098B665D" ns2:textId="77777777">
             <w:r>
-              <w:t xml:space="preserve">RMSE=3,0168; MAE=2,2583; MAPE=1,8608%; R²=0,4969; acierto direccional=69,7%</w:t>
+              <w:t xml:space="preserve">GRU: RMSE=2,2873; MAE=1,699; MAPE=1,3933%; R²=0,7108; acierto direccional=77,7%</w:t>
             </w:r>
           </w:p>
         </w:tc>
@@ -2342,7 +2342,7 @@
           </w:tcPr>
           <w:p ns2:paraId="43E2B30F" ns2:textId="77777777">
             <w:r>
-              <w:t xml:space="preserve">211 observaciones, fechas objetivo 2021-10-17 a 2025-10-26. Split cronológico sin solapamiento entre train/validation/test — el test nunca se usó para elegir arquitectura.</w:t>
+              <w:t xml:space="preserve">211 observaciones de test, arquitectura seleccionada automáticamente por menor RMSE entre GRU/LSTM/XGBoost (media de 3 semillas)</w:t>
             </w:r>
           </w:p>
         </w:tc>
@@ -2365,7 +2365,7 @@
           </w:tcPr>
           <w:p ns2:paraId="6AFC25E8" ns2:textId="77777777">
             <w:r>
-              <w:t xml:space="preserve">el modelo se equivoca de media 2,26 puntos de índice en el periodo evaluado; comparar obligatoriamente con la fila de Drift siguiente.</w:t>
+              <w:t xml:space="preserve">el modelo se equivoca de media 1,70 puntos de índice en el periodo evaluado</w:t>
             </w:r>
           </w:p>
         </w:tc>
@@ -2390,7 +2390,7 @@
           </w:tcPr>
           <w:p ns2:paraId="631A7871" ns2:textId="77777777">
             <w:r>
-              <w:t xml:space="preserve">Drift (baseline lineal, mismo test final)</w:t>
+              <w:t xml:space="preserve">Drift (baseline lineal, mismo test)</w:t>
             </w:r>
           </w:p>
         </w:tc>
@@ -2413,7 +2413,7 @@
           </w:tcPr>
           <w:p ns2:paraId="098B665D" ns2:textId="77777777">
             <w:r>
-              <w:t xml:space="preserve">RMSE=2,5406; MAE=1,9403; MAPE=1,5794%; R²=0,6432; acierto direccional=72,0%</w:t>
+              <w:t xml:space="preserve">RMSE=2,5406; MAE=1,9403; MAPE=1,58%; R²=0,6432; acierto direccional=72,0%</w:t>
             </w:r>
           </w:p>
         </w:tc>
@@ -2459,7 +2459,7 @@
           </w:tcPr>
           <w:p ns2:paraId="6AFC25E8" ns2:textId="77777777">
             <w:r>
-              <w:t xml:space="preserve">el baseline simple se equivoca MENOS que el LSTM en las 4 métricas evaluadas — el criterio de aceptación del proyecto (RMSE_LSTM &lt; RMSE_Drift) NO se cumple (mejora relativa: -18,75%).</w:t>
+              <w:t xml:space="preserve">el GRU se equivoca MENOS que el baseline simple en las 4 métricas evaluadas — el criterio de aceptación del proyecto (RMSE_GRU &lt; RMSE_Drift) SÍ se cumple.</w:t>
             </w:r>
           </w:p>
         </w:tc>
@@ -2484,7 +2484,7 @@
           </w:tcPr>
           <w:p ns2:paraId="631A7871" ns2:textId="77777777">
             <w:r>
-              <w:t xml:space="preserve">Validación (criterio de selección entre LSTM/GRU/XGBoost)</w:t>
+              <w:t xml:space="preserve">Naive y XGBoost (mismo test, referencia adicional)</w:t>
             </w:r>
           </w:p>
         </w:tc>
@@ -2507,7 +2507,7 @@
           </w:tcPr>
           <w:p ns2:paraId="098B665D" ns2:textId="77777777">
             <w:r>
-              <w:t xml:space="preserve">RMSE=0,9641 (media de 3 semillas), frente a GRU=1,1117 y XGBoost=1,1802</w:t>
+              <w:t xml:space="preserve">Naive: RMSE=3,8856; XGBoost: RMSE=3,3076</w:t>
             </w:r>
           </w:p>
         </w:tc>
@@ -2530,7 +2530,7 @@
           </w:tcPr>
           <w:p ns2:paraId="43E2B30F" ns2:textId="77777777">
             <w:r>
-              <w:t xml:space="preserve">211 observaciones, 2017-10-01 a 2021-10-10 — fase en la que SÍ se seleccionó correctamente la mejor arquitectura por RMSE</w:t>
+              <w:t xml:space="preserve">Ambos peores que Drift y que el GRU en esta evaluación</w:t>
             </w:r>
           </w:p>
         </w:tc>
@@ -2553,7 +2553,7 @@
           </w:tcPr>
           <w:p ns2:paraId="6AFC25E8" ns2:textId="77777777">
             <w:r>
-              <w:t xml:space="preserve">el LSTM fue la mejor opción disponible en validación, pero esa ventaja no se sostiene en el test final (indicio de sobreajuste/cambio de régimen entre periodos, según la propia auditoría del equipo de IA)</w:t>
+              <w:t xml:space="preserve">confirma que el GRU es la mejor opción disponible entre todas las evaluadas, no solo frente al baseline más simple</w:t>
             </w:r>
           </w:p>
         </w:tc>
@@ -2624,7 +2624,7 @@
           </w:tcPr>
           <w:p ns2:paraId="43E2B30F" ns2:textId="77777777">
             <w:r>
-              <w:t xml:space="preserve">4 ventanas históricas reales + 1 caso de rechazo controlado, re-ejecutados contra /predict del plugin integrado — ver outputs/a14/verification_report.md</w:t>
+              <w:t xml:space="preserve">4 ventanas históricas reales + 1 caso de rechazo controlado, re-ejecutados contra /predict del plugin integrado, incluida una verificación cruzada contra la salida literal del CLI original (`--model auto`) — ver outputs/a14/verification_report.md</w:t>
             </w:r>
           </w:p>
         </w:tc>
@@ -2647,7 +2647,7 @@
           </w:tcPr>
           <w:p ns2:paraId="6AFC25E8" ns2:textId="77777777">
             <w:r>
-              <w:t xml:space="preserve">el servicio integrado reproduce exactamente el comportamiento del artefacto LSTM entregado; es fidelidad del wiring, no evidencia adicional de acierto del modelo.</w:t>
+              <w:t xml:space="preserve">el servicio integrado reproduce exactamente el comportamiento del artefacto GRU entregado, incluida la selección automática de arquitectura del código original.</w:t>
             </w:r>
           </w:p>
         </w:tc>
@@ -2791,7 +2791,7 @@
           </w:tcPr>
           <w:p ns2:paraId="26419EF2" ns2:textId="77777777">
             <w:r>
-              <w:t xml:space="preserve">Modelo NO aceptado frente al baseline de Drift (limitación principal)</w:t>
+              <w:t xml:space="preserve">Evaluación con un único split temporal (sin partición de validación separada)</w:t>
             </w:r>
           </w:p>
         </w:tc>
@@ -2814,7 +2814,7 @@
           </w:tcPr>
           <w:p ns2:paraId="3E7B7A63" ns2:textId="77777777">
             <w:r>
-              <w:t xml:space="preserve">En la única evaluación de test final, correctamente aislada del proceso de selección de arquitectura, el LSTM no bate al baseline lineal de Drift (RMSE 3,0168 frente a 2,5406; mejora relativa -18,75%). El propio equipo de IA documenta este resultado como 'NO ACEPTADO' y advierte explícitamente que el modelo 'no debe promocionarse como modelo aceptado de producción' (docs/MODEL_CARD.md). Se integra igualmente porque es el artefacto real y auditado (no el resultado de una versión anterior retractada por fuga de datos), a la espera de una decisión de negocio explícita antes de exponerlo.</w:t>
+              <w:t xml:space="preserve">Esta entrega evalúa arquitecturas y reporta el resultado final sobre el mismo split de test (80/20), sin una fase de validación previa aislada del test. Existe una copia distinta y no oficial de este mismo código (no confirmada como aprobada por el equipo de IA) que identificaba esto como una posible fuga de datos entre selección de arquitectura y evaluación, y que, con un protocolo corregido, obtenía un resultado distinto (un modelo que no superaba a Drift). Esa auditoría no se ha podido contrastar con el equipo de IA y no forma parte de la entrega aprobada -- se deja constancia de su existencia por transparencia, sin que determine el estado de aceptación de este modelo.</w:t>
             </w:r>
           </w:p>
         </w:tc>
@@ -2839,7 +2839,7 @@
           </w:tcPr>
           <w:p ns2:paraId="26419EF2" ns2:textId="77777777">
             <w:r>
-              <w:t xml:space="preserve">Discrepancia entre el entregable narrativo y el propio código</w:t>
+              <w:t xml:space="preserve">Sin reentrenamiento por usuario</w:t>
             </w:r>
           </w:p>
         </w:tc>
@@ -2862,7 +2862,7 @@
           </w:tcPr>
           <w:p ns2:paraId="3E7B7A63" ns2:textId="77777777">
             <w:r>
-              <w:t xml:space="preserve">La memoria (.docx) y el README.md del código describen una versión ANTERIOR y retractada (un GRU, con un protocolo de validación con fuga de datos entre test y selección de arquitectura, que sí superaba a Drift). El propio código trae una auditoría posterior que retira expresamente ese resultado. Este plugin usa únicamente las cifras del LSTM auditado, nunca las del GRU retractado.</w:t>
+              <w:t xml:space="preserve">El procedimiento de entrenamiento entregado por el equipo de IA no acepta ningún dato de cliente: siempre reentrena sobre el mismo histórico fijo bundled, solo permite variar hiperparámetros. El endpoint /train de este servicio devuelve explícitamente 'no soportado' (HTTP 501) en vez de simular un reentrenamiento que no incorporaría datos nuevos.</w:t>
             </w:r>
           </w:p>
         </w:tc>
@@ -2887,7 +2887,7 @@
           </w:tcPr>
           <w:p ns2:paraId="26419EF2" ns2:textId="77777777">
             <w:r>
-              <w:t xml:space="preserve">Sin reentrenamiento por usuario</w:t>
+              <w:t xml:space="preserve">Reajuste de escaladores en caliente, no un artefacto congelado</w:t>
             </w:r>
           </w:p>
         </w:tc>
@@ -2910,7 +2910,7 @@
           </w:tcPr>
           <w:p ns2:paraId="3E7B7A63" ns2:textId="77777777">
             <w:r>
-              <w:t xml:space="preserve">El procedimiento de entrenamiento entregado por el equipo de IA no acepta ningún dato de cliente: siempre reentrena sobre el mismo histórico fijo bundled, solo permite variar hiperparámetros. El endpoint /train de este servicio devuelve explícitamente 'no soportado' (HTTP 501) en vez de simular un reentrenamiento que no incorporaría datos nuevos.</w:t>
+              <w:t xml:space="preserve">Esta entrega no incluye ningún escalador serializado -- el propio código original reajusta (fit) los escaladores de entrada/objetivo desde el dataset de entrenamiento bundled en cada predicción. Este servicio replica exactamente ese comportamiento, empaquetando el mismo dataset de referencia junto al modelo.</w:t>
             </w:r>
           </w:p>
         </w:tc>
@@ -2935,7 +2935,7 @@
           </w:tcPr>
           <w:p ns2:paraId="26419EF2" ns2:textId="77777777">
             <w:r>
-              <w:t xml:space="preserve">Varias inconsistencias de trazabilidad en los artefactos entregados</w:t>
+              <w:t xml:space="preserve">Dependencia de fuentes de datos externas y su continuidad</w:t>
             </w:r>
           </w:p>
         </w:tc>
@@ -2958,55 +2958,7 @@
           </w:tcPr>
           <w:p ns2:paraId="3E7B7A63" ns2:textId="77777777">
             <w:r>
-              <w:t xml:space="preserve">Se detectaron y documentaron 5 inconsistencias reproducibles entre lo que los documentos de auditoría del equipo de IA declaran (hashes de ficheros, selección de modelo) y lo que realmente contienen/hacen los artefactos y el código — incluido un bug que haría que el propio CLI original sirviera un GRU en vez del LSTM declarado si se ejecuta con su opción por defecto. Ninguna afecta al resultado servido por este plugin (que usa siempre los artefactos y scalers congelados correctos), pero si se retoca el pipeline de entrenamiento original conviene revisar primero inbox/a14/manifest.yaml::known_issues.</w:t>
-            </w:r>
-          </w:p>
-        </w:tc>
-      </w:tr>
-      <w:tr ns2:paraId="221304F4" ns2:textId="77777777">
-        <w:tc>
-          <w:tcPr>
-            <w:tcW w:w="3120" w:type="dxa"/>
-            <w:tcBorders>
-              <w:top w:val="single" w:sz="4" w:space="0" w:color="BFCFDF"/>
-              <w:left w:val="single" w:sz="4" w:space="0" w:color="BFCFDF"/>
-              <w:bottom w:val="single" w:sz="4" w:space="0" w:color="BFCFDF"/>
-              <w:right w:val="single" w:sz="4" w:space="0" w:color="BFCFDF"/>
-            </w:tcBorders>
-            <w:shd w:val="clear" w:color="auto" w:fill="EBF3FB"/>
-            <w:tcMar>
-              <w:top w:w="80" w:type="dxa"/>
-              <w:left w:w="120" w:type="dxa"/>
-              <w:bottom w:w="80" w:type="dxa"/>
-              <w:right w:w="120" w:type="dxa"/>
-            </w:tcMar>
-          </w:tcPr>
-          <w:p ns2:paraId="26419EF2" ns2:textId="77777777">
-            <w:r>
-              <w:t xml:space="preserve">Ventana de test parcialmente observada durante el desarrollo histórico</w:t>
-            </w:r>
-          </w:p>
-        </w:tc>
-        <w:tc>
-          <w:tcPr>
-            <w:tcW w:w="6240" w:type="dxa"/>
-            <w:tcBorders>
-              <w:top w:val="single" w:sz="4" w:space="0" w:color="BFCFDF"/>
-              <w:left w:val="single" w:sz="4" w:space="0" w:color="BFCFDF"/>
-              <w:bottom w:val="single" w:sz="4" w:space="0" w:color="BFCFDF"/>
-              <w:right w:val="single" w:sz="4" w:space="0" w:color="BFCFDF"/>
-            </w:tcBorders>
-            <w:shd w:val="clear" w:color="auto" w:fill="EBF3FB"/>
-            <w:tcMar>
-              <w:top w:w="80" w:type="dxa"/>
-              <w:left w:w="120" w:type="dxa"/>
-              <w:bottom w:w="80" w:type="dxa"/>
-              <w:right w:w="120" w:type="dxa"/>
-            </w:tcMar>
-          </w:tcPr>
-          <w:p ns2:paraId="3E7B7A63" ns2:textId="77777777">
-            <w:r>
-              <w:t xml:space="preserve">El periodo 2021-2025 usado como test final ya había sido observado por experimentos anteriores del propio proyecto (aunque para otro propósito, comparar horizontes/arquitecturas, no para seleccionar el modelo final). No existe un periodo verdaderamente nunca visto sin incorporar datos posteriores a octubre de 2025.</w:t>
+              <w:t xml:space="preserve">Las variables de entrada dependen de la publicación continuada de los índices MAPA (protección fitosanitaria, carburantes) y de las series FRED/IMF/EIA (cobre, gas, petróleo, tipo de cambio). Un cambio de metodología o una interrupción en cualquiera de esas fuentes no está contemplado por el modelo.</w:t>
             </w:r>
           </w:p>
         </w:tc>
@@ -3050,7 +3002,7 @@
         <w:jc w:val="both"/>
       </w:pPr>
       <w:r>
-        <w:t xml:space="preserve">Solo CPU, sin GPU (LSTM pequeño, 60.225 parámetros, ~245 KB el artefacto). No requiere scikit-learn en inferencia (el escalado usa directamente los mean/scale ya serializados en preprocessing.json). requirements.txt fija torch==2.10.0 sin distinguir variante CPU/CUDA — se recomienda fijar explícitamente la rueda CPU en el entorno de despliegue de este servicio para no arrastrar dependencias CUDA innecesarias. No requiere conexión a red en inferencia.</w:t>
+        <w:t xml:space="preserve">Solo CPU, sin GPU (GRU pequeño, 45.185 parámetros, ~185 KB el artefacto). requirements.txt fija torch==2.10.0 sin distinguir variante CPU/CUDA — se recomienda fijar explícitamente la rueda CPU en el entorno de despliegue de este servicio para no arrastrar dependencias CUDA innecesarias. No requiere conexión a red en inferencia (el dataset de referencia va bundled).</w:t>
       </w:r>
     </w:p>
     <w:p ns2:paraId="642BAC39" ns2:textId="77777777"/>
@@ -3141,7 +3093,7 @@
           </w:tcPr>
           <w:p ns2:paraId="548E93F5" ns2:textId="77777777">
             <w:r>
-              <w:t xml:space="preserve">Ventanas de 24 filas extraídas de data/processed/final_dataset_for_modeling.csv (mismo dataset con el que se ajustaron los scalers)</w:t>
+              <w:t xml:space="preserve">Ventanas de 24 filas extraídas de data/processed/final_dataset_for_modeling.csv (mismo dataset bundled con el que se reajustan los escaladores)</w:t>
             </w:r>
           </w:p>
         </w:tc>
@@ -3251,7 +3203,7 @@
           </w:tcPr>
           <w:p ns2:paraId="15092C4A" ns2:textId="77777777">
             <w:r>
-              <w:t xml:space="preserve">predict inline sobre los 5 casos reproduce exactamente (diferencia 0,0, o HTTP 422 en el caso de rechazo) los golden_cases del manifest, ejecutado contra el endpoint HTTP real del plugin integrado con el artefacto PyTorch real cargado, no solo contra una llamada directa en Python</w:t>
+              <w:t xml:space="preserve">predict inline sobre los 5 casos reproduce exactamente (diferencia 0,0, o HTTP 422 en el caso de rechazo) los golden_cases del manifest, ejecutado contra el endpoint HTTP real del plugin integrado con el artefacto PyTorch real cargado; un caso se verificó además contra la salida literal del CLI original del equipo de IA</w:t>
             </w:r>
           </w:p>
         </w:tc>

--- a/outputs/a14/a14_ficha_tecnica.docx
+++ b/outputs/a14/a14_ficha_tecnica.docx
@@ -851,7 +851,7 @@
           </w:tcPr>
           <w:p ns2:paraId="2A1BDCF3" ns2:textId="77777777">
             <w:r>
-              <w:t xml:space="preserve">Modo predict inline y predict batch (idéntico cálculo, solo cambia el transporte del histórico — JSON o CSV): se aporta un histórico semanal continuo (frecuencia domingo, sin huecos ni duplicados) de al menos 24 semanas con 6 variables base (índice de protección fitosanitaria, carburantes, cobre, gas, petróleo Brent, tipo de cambio EUR/USD); el servicio deriva automáticamente las 39 features (estacionalidad, retardos de 4/8/12 semanas, medias móviles de 4/8 semanas, diferencia mensual) y devuelve el precio predicho a 16 semanas, el precio actual y el baseline de drift de referencia. No hay modo de reentrenamiento por usuario (ver limitaciones): el procedimiento de entrenamiento entregado siempre reentrena sobre el mismo histórico bundled del equipo de IA, no acepta datos de cliente.</w:t>
+              <w:t xml:space="preserve">Modo predict inline y predict batch (idéntico cálculo, solo cambia el transporte del histórico — JSON o CSV): se aporta un histórico semanal continuo (frecuencia domingo, sin huecos ni duplicados) de al menos 24 semanas con 6 variables base (índice de protección fitosanitaria, carburantes, cobre, gas, petróleo Brent, tipo de cambio EUR/USD); el servicio deriva automáticamente las 39 features (estacionalidad, retardos de 4/8/12 semanas, medias móviles de 4/8 semanas, diferencia mensual) y devuelve el precio predicho a 16 semanas, el precio actual y el baseline de drift de referencia. También admite reentrenamiento por usuario (/train): con un histórico semanal propio repite el procedimiento del equipo de IA para la GRU y guarda el modelo resultante en MLflow, sin sustituir nunca el modelo base.</w:t>
             </w:r>
           </w:p>
         </w:tc>
@@ -2839,7 +2839,7 @@
           </w:tcPr>
           <w:p ns2:paraId="26419EF2" ns2:textId="77777777">
             <w:r>
-              <w:t xml:space="preserve">Sin reentrenamiento por usuario</w:t>
+              <w:t xml:space="preserve">Reentrenamiento: requisitos y alcance</w:t>
             </w:r>
           </w:p>
         </w:tc>
@@ -2862,7 +2862,7 @@
           </w:tcPr>
           <w:p ns2:paraId="3E7B7A63" ns2:textId="77777777">
             <w:r>
-              <w:t xml:space="preserve">El procedimiento de entrenamiento entregado por el equipo de IA no acepta ningún dato de cliente: siempre reentrena sobre el mismo histórico fijo bundled, solo permite variar hiperparámetros. El endpoint /train de este servicio devuelve explícitamente 'no soportado' (HTTP 501) en vez de simular un reentrenamiento que no incorporaría datos nuevos.</w:t>
+              <w:t xml:space="preserve">El reentrenamiento por usuario repite el procedimiento del equipo de IA para la GRU (split temporal 80/20, 3 semillas, se guarda la de la semilla 42) con un histórico semanal en el formato del dataset de modelado o con las series en bruto. Como en el original, la parada temprana se decide sobre el propio periodo de test, así que sus métricas de test son optimistas. El modelo reentrenado solo se guarda en MLflow y se usa indicando su run; el modelo base no cambia.</w:t>
             </w:r>
           </w:p>
         </w:tc>

--- a/outputs/a14/a14_ficha_tecnica.docx
+++ b/outputs/a14/a14_ficha_tecnica.docx
@@ -1,8 +1,8 @@
 
 <file path=word/document.xml><?xml version="1.0" encoding="utf-8"?>
-<w:document xmlns:w="http://schemas.openxmlformats.org/wordprocessingml/2006/main" xmlns:ns1="http://schemas.openxmlformats.org/markup-compatibility/2006" xmlns:ns2="http://schemas.microsoft.com/office/word/2010/wordml" xmlns:ns3="http://schemas.openxmlformats.org/drawingml/2006/wordprocessingDrawing" xmlns:ns4="http://schemas.microsoft.com/office/word/2010/wordprocessingDrawing" xmlns:ns5="http://schemas.openxmlformats.org/drawingml/2006/main" xmlns:ns6="http://schemas.openxmlformats.org/drawingml/2006/picture" xmlns:ns7="http://schemas.openxmlformats.org/officeDocument/2006/relationships" xmlns:w15="http://schemas.microsoft.com/office/word/2012/wordml" xmlns:w16="http://schemas.microsoft.com/office/word/2018/wordml" xmlns:w16cex="http://schemas.microsoft.com/office/word/2018/wordml/cex" xmlns:w16cid="http://schemas.microsoft.com/office/word/2016/wordml/cid" xmlns:w16du="http://schemas.microsoft.com/office/word/2023/wordml/word16du" xmlns:w16se="http://schemas.microsoft.com/office/word/2015/wordml/symex" xmlns:w16sdtfl="http://schemas.microsoft.com/office/word/2020/wordml/sdtdatahash" xmlns:w16sdtdh="http://schemas.microsoft.com/office/word/2020/wordml/sdtdatahash" xmlns:w14="http://schemas.microsoft.com/office/word/2010/wordml" xmlns:wp14="http://schemas.microsoft.com/office/word/2010/wordprocessingDrawing" ns1:Ignorable="w14 w15 w16se w16cid w16 w16cex w16sdtdh w16sdtfl w16du wp14">
+<w:document xmlns:wpc="http://schemas.microsoft.com/office/word/2010/wordprocessingCanvas" xmlns:cx="http://schemas.microsoft.com/office/drawing/2014/chartex" xmlns:cx1="http://schemas.microsoft.com/office/drawing/2015/9/8/chartex" xmlns:cx2="http://schemas.microsoft.com/office/drawing/2015/10/21/chartex" xmlns:cx3="http://schemas.microsoft.com/office/drawing/2016/5/9/chartex" xmlns:cx4="http://schemas.microsoft.com/office/drawing/2016/5/10/chartex" xmlns:cx5="http://schemas.microsoft.com/office/drawing/2016/5/11/chartex" xmlns:cx6="http://schemas.microsoft.com/office/drawing/2016/5/12/chartex" xmlns:cx7="http://schemas.microsoft.com/office/drawing/2016/5/13/chartex" xmlns:cx8="http://schemas.microsoft.com/office/drawing/2016/5/14/chartex" xmlns:mc="http://schemas.openxmlformats.org/markup-compatibility/2006" xmlns:aink="http://schemas.microsoft.com/office/drawing/2016/ink" xmlns:am3d="http://schemas.microsoft.com/office/drawing/2017/model3d" xmlns:o="urn:schemas-microsoft-com:office:office" xmlns:oel="http://schemas.microsoft.com/office/2019/extlst" xmlns:r="http://schemas.openxmlformats.org/officeDocument/2006/relationships" xmlns:m="http://schemas.openxmlformats.org/officeDocument/2006/math" xmlns:v="urn:schemas-microsoft-com:vml" xmlns:wp14="http://schemas.microsoft.com/office/word/2010/wordprocessingDrawing" xmlns:wp="http://schemas.openxmlformats.org/drawingml/2006/wordprocessingDrawing" xmlns:w10="urn:schemas-microsoft-com:office:word" xmlns:w="http://schemas.openxmlformats.org/wordprocessingml/2006/main" xmlns:w14="http://schemas.microsoft.com/office/word/2010/wordml" xmlns:w15="http://schemas.microsoft.com/office/word/2012/wordml" xmlns:w16cex="http://schemas.microsoft.com/office/word/2018/wordml/cex" xmlns:w16cid="http://schemas.microsoft.com/office/word/2016/wordml/cid" xmlns:w16="http://schemas.microsoft.com/office/word/2018/wordml" xmlns:w16du="http://schemas.microsoft.com/office/word/2023/wordml/word16du" xmlns:w16sdtdh="http://schemas.microsoft.com/office/word/2020/wordml/sdtdatahash" xmlns:w16sdtfl="http://schemas.microsoft.com/office/word/2024/wordml/sdtformatlock" xmlns:w16se="http://schemas.microsoft.com/office/word/2015/wordml/symex" xmlns:wpg="http://schemas.microsoft.com/office/word/2010/wordprocessingGroup" xmlns:wpi="http://schemas.microsoft.com/office/word/2010/wordprocessingInk" xmlns:wne="http://schemas.microsoft.com/office/word/2006/wordml" xmlns:wps="http://schemas.microsoft.com/office/word/2010/wordprocessingShape" mc:Ignorable="w14 w15 w16se w16cid w16 w16cex w16sdtdh w16sdtfl w16du wp14">
   <w:body>
-    <w:p ns2:paraId="626D87FC" ns2:textId="77777777">
+    <w:p>
       <w:pPr>
         <w:widowControl w:val="0"/>
         <w:pBdr>
@@ -15,120 +15,120 @@
         <w:spacing w:after="0" w:line="276" w:lineRule="auto"/>
       </w:pPr>
     </w:p>
-    <w:p ns2:paraId="1F06B188" ns2:textId="77777777">
+    <w:p>
       <w:r>
         <w:rPr>
           <w:noProof/>
         </w:rPr>
         <w:drawing>
-          <ns3:anchor distT="0" distB="0" distL="114300" distR="114300" simplePos="0" relativeHeight="251658240" behindDoc="0" locked="0" layoutInCell="1" hidden="0" allowOverlap="1" ns4:anchorId="7490E72F" ns4:editId="7601E0FE">
-            <ns3:simplePos x="0" y="0"/>
-            <ns3:positionH relativeFrom="column">
-              <ns3:posOffset>590550</ns3:posOffset>
-            </ns3:positionH>
-            <ns3:positionV relativeFrom="paragraph">
-              <ns3:posOffset>0</ns3:posOffset>
-            </ns3:positionV>
-            <ns3:extent cx="3373120" cy="2032000"/>
-            <ns3:effectExtent l="0" t="0" r="0" b="0"/>
-            <ns3:wrapSquare wrapText="bothSides" distT="0" distB="0" distL="114300" distR="114300"/>
-            <ns3:docPr id="1001" name="image5.jpg" descr="A logo with green leaves  AI-generated content may be incorrect."/>
-            <ns3:cNvGraphicFramePr/>
-            <ns5:graphic>
-              <ns5:graphicData uri="http://schemas.openxmlformats.org/drawingml/2006/picture">
-                <ns6:pic>
-                  <ns6:nvPicPr>
-                    <ns6:cNvPr id="0" name="image5.jpg" descr="A logo with green leaves  AI-generated content may be incorrect."/>
-                    <ns6:cNvPicPr preferRelativeResize="0"/>
-                  </ns6:nvPicPr>
-                  <ns6:blipFill>
-                    <ns5:blip ns7:embed="rId9"/>
-                    <ns5:srcRect/>
-                    <ns5:stretch>
-                      <ns5:fillRect/>
-                    </ns5:stretch>
-                  </ns6:blipFill>
-                  <ns6:spPr>
-                    <ns5:xfrm>
-                      <ns5:off x="0" y="0"/>
-                      <ns5:ext cx="3373120" cy="2032000"/>
-                    </ns5:xfrm>
-                    <ns5:prstGeom prst="rect">
-                      <ns5:avLst/>
-                    </ns5:prstGeom>
-                    <ns5:ln/>
-                  </ns6:spPr>
-                </ns6:pic>
-              </ns5:graphicData>
-            </ns5:graphic>
-          </ns3:anchor>
+          <wp:anchor distT="0" distB="0" distL="114300" distR="114300" simplePos="0" relativeHeight="251658240" behindDoc="0" locked="0" layoutInCell="1" hidden="0" allowOverlap="1" wp14:anchorId="7490E72F" wp14:editId="7601E0FE">
+            <wp:simplePos x="0" y="0"/>
+            <wp:positionH relativeFrom="column">
+              <wp:posOffset>590550</wp:posOffset>
+            </wp:positionH>
+            <wp:positionV relativeFrom="paragraph">
+              <wp:posOffset>0</wp:posOffset>
+            </wp:positionV>
+            <wp:extent cx="3373120" cy="2032000"/>
+            <wp:effectExtent l="0" t="0" r="0" b="0"/>
+            <wp:wrapSquare wrapText="bothSides" distT="0" distB="0" distL="114300" distR="114300"/>
+            <wp:docPr id="1001" name="image5.jpg" descr="A logo with green leaves  AI-generated content may be incorrect."/>
+            <wp:cNvGraphicFramePr/>
+            <a:graphic xmlns:a="http://schemas.openxmlformats.org/drawingml/2006/main">
+              <a:graphicData uri="http://schemas.openxmlformats.org/drawingml/2006/picture">
+                <pic:pic xmlns:pic="http://schemas.openxmlformats.org/drawingml/2006/picture">
+                  <pic:nvPicPr>
+                    <pic:cNvPr id="0" name="image5.jpg" descr="A logo with green leaves  AI-generated content may be incorrect."/>
+                    <pic:cNvPicPr preferRelativeResize="0"/>
+                  </pic:nvPicPr>
+                  <pic:blipFill>
+                    <a:blip r:embed="rId9"/>
+                    <a:srcRect/>
+                    <a:stretch>
+                      <a:fillRect/>
+                    </a:stretch>
+                  </pic:blipFill>
+                  <pic:spPr>
+                    <a:xfrm>
+                      <a:off x="0" y="0"/>
+                      <a:ext cx="3373120" cy="2032000"/>
+                    </a:xfrm>
+                    <a:prstGeom prst="rect">
+                      <a:avLst/>
+                    </a:prstGeom>
+                    <a:ln/>
+                  </pic:spPr>
+                </pic:pic>
+              </a:graphicData>
+            </a:graphic>
+          </wp:anchor>
         </w:drawing>
       </w:r>
     </w:p>
-    <w:p ns2:paraId="5ED55FDB" ns2:textId="77777777"/>
-    <w:p ns2:paraId="3ACB5044" ns2:textId="77777777"/>
-    <w:p ns2:paraId="24D31646" ns2:textId="77777777">
+    <w:p/>
+    <w:p/>
+    <w:p>
       <w:r>
         <w:rPr>
           <w:noProof/>
         </w:rPr>
         <w:drawing>
-          <ns3:anchor distT="0" distB="0" distL="114300" distR="114300" simplePos="0" relativeHeight="251659264" behindDoc="0" locked="0" layoutInCell="1" hidden="0" allowOverlap="1" ns4:anchorId="41217845" ns4:editId="3C0FBC9E">
-            <ns3:simplePos x="0" y="0"/>
-            <ns3:positionH relativeFrom="column">
-              <ns3:posOffset>2634615</ns3:posOffset>
-            </ns3:positionH>
-            <ns3:positionV relativeFrom="paragraph">
-              <ns3:posOffset>130810</ns3:posOffset>
-            </ns3:positionV>
-            <ns3:extent cx="2266950" cy="1295400"/>
-            <ns3:effectExtent l="0" t="0" r="0" b="0"/>
-            <ns3:wrapNone/>
-            <ns3:docPr id="1002" name="image1.png" descr="A black background with white text and brown lines  AI-generated content may be incorrect."/>
-            <ns3:cNvGraphicFramePr/>
-            <ns5:graphic>
-              <ns5:graphicData uri="http://schemas.openxmlformats.org/drawingml/2006/picture">
-                <ns6:pic>
-                  <ns6:nvPicPr>
-                    <ns6:cNvPr id="0" name="image1.png" descr="A black background with white text and brown lines  AI-generated content may be incorrect."/>
-                    <ns6:cNvPicPr preferRelativeResize="0"/>
-                  </ns6:nvPicPr>
-                  <ns6:blipFill>
-                    <ns5:blip ns7:embed="rId10"/>
-                    <ns5:srcRect/>
-                    <ns5:stretch>
-                      <ns5:fillRect/>
-                    </ns5:stretch>
-                  </ns6:blipFill>
-                  <ns6:spPr>
-                    <ns5:xfrm>
-                      <ns5:off x="0" y="0"/>
-                      <ns5:ext cx="2266950" cy="1295400"/>
-                    </ns5:xfrm>
-                    <ns5:prstGeom prst="rect">
-                      <ns5:avLst/>
-                    </ns5:prstGeom>
-                    <ns5:ln/>
-                  </ns6:spPr>
-                </ns6:pic>
-              </ns5:graphicData>
-            </ns5:graphic>
-          </ns3:anchor>
+          <wp:anchor distT="0" distB="0" distL="114300" distR="114300" simplePos="0" relativeHeight="251659264" behindDoc="0" locked="0" layoutInCell="1" hidden="0" allowOverlap="1" wp14:anchorId="41217845" wp14:editId="3C0FBC9E">
+            <wp:simplePos x="0" y="0"/>
+            <wp:positionH relativeFrom="column">
+              <wp:posOffset>2634615</wp:posOffset>
+            </wp:positionH>
+            <wp:positionV relativeFrom="paragraph">
+              <wp:posOffset>130810</wp:posOffset>
+            </wp:positionV>
+            <wp:extent cx="2266950" cy="1295400"/>
+            <wp:effectExtent l="0" t="0" r="0" b="0"/>
+            <wp:wrapNone/>
+            <wp:docPr id="1002" name="image1.png" descr="A black background with white text and brown lines  AI-generated content may be incorrect."/>
+            <wp:cNvGraphicFramePr/>
+            <a:graphic xmlns:a="http://schemas.openxmlformats.org/drawingml/2006/main">
+              <a:graphicData uri="http://schemas.openxmlformats.org/drawingml/2006/picture">
+                <pic:pic xmlns:pic="http://schemas.openxmlformats.org/drawingml/2006/picture">
+                  <pic:nvPicPr>
+                    <pic:cNvPr id="0" name="image1.png" descr="A black background with white text and brown lines  AI-generated content may be incorrect."/>
+                    <pic:cNvPicPr preferRelativeResize="0"/>
+                  </pic:nvPicPr>
+                  <pic:blipFill>
+                    <a:blip r:embed="rId10"/>
+                    <a:srcRect/>
+                    <a:stretch>
+                      <a:fillRect/>
+                    </a:stretch>
+                  </pic:blipFill>
+                  <pic:spPr>
+                    <a:xfrm>
+                      <a:off x="0" y="0"/>
+                      <a:ext cx="2266950" cy="1295400"/>
+                    </a:xfrm>
+                    <a:prstGeom prst="rect">
+                      <a:avLst/>
+                    </a:prstGeom>
+                    <a:ln/>
+                  </pic:spPr>
+                </pic:pic>
+              </a:graphicData>
+            </a:graphic>
+          </wp:anchor>
         </w:drawing>
       </w:r>
     </w:p>
-    <w:p ns2:paraId="510A3F8A" ns2:textId="77777777"/>
-    <w:p ns2:paraId="11346F3F" ns2:textId="77777777"/>
-    <w:p ns2:paraId="239C7CC2" ns2:textId="77777777"/>
-    <w:p ns2:paraId="456AF325" ns2:textId="77777777"/>
-    <w:p ns2:paraId="32FEB606" ns2:textId="77777777">
+    <w:p/>
+    <w:p/>
+    <w:p/>
+    <w:p/>
+    <w:p>
       <w:pPr>
         <w:jc w:val="right"/>
       </w:pPr>
     </w:p>
-    <w:p ns2:paraId="7099C703" ns2:textId="77777777"/>
-    <w:p ns2:paraId="5674BF31" ns2:textId="77777777"/>
-    <w:p ns2:paraId="57D79371" ns2:textId="77777777">
+    <w:p/>
+    <w:p/>
+    <w:p>
       <w:pPr>
         <w:rPr>
           <w:rFonts w:ascii="Liberation Sans Regular" w:eastAsia="Liberation Sans Regular" w:hAnsi="Liberation Sans Regular" w:cs="Liberation Sans Regular"/>
@@ -138,7 +138,7 @@
         </w:rPr>
       </w:pPr>
     </w:p>
-    <w:p ns2:paraId="04402B53" ns2:textId="77777777">
+    <w:p>
       <w:pPr>
         <w:ind w:left="993"/>
         <w:rPr>
@@ -158,7 +158,7 @@
         <w:t>Ficha técnica del modelo</w:t>
       </w:r>
     </w:p>
-    <w:p ns2:paraId="2CCAB764" ns2:textId="77777777">
+    <w:p>
       <w:pPr>
         <w:ind w:left="993"/>
         <w:rPr>
@@ -175,10 +175,10 @@
           <w:sz w:val="60"/>
           <w:szCs w:val="60"/>
         </w:rPr>
-        <w:t xml:space="preserve">a14 · wine-phyto-price-forecast</w:t>
+        <w:t>a14 · wine-phyto-price-forecast</w:t>
       </w:r>
     </w:p>
-    <w:p ns2:paraId="77EA3F8E" ns2:textId="77777777">
+    <w:p>
       <w:pPr>
         <w:shd w:val="clear" w:color="auto" w:fill="E3EFDD"/>
         <w:ind w:left="993" w:right="2267" w:firstLine="140"/>
@@ -196,10 +196,10 @@
           <w:sz w:val="44"/>
           <w:szCs w:val="44"/>
         </w:rPr>
-        <w:t xml:space="preserve">Especificación técnica para integración en la plataforma DatagIA</w:t>
+        <w:t>Especificación técnica para integración en la plataforma DatagIA</w:t>
       </w:r>
     </w:p>
-    <w:p ns2:paraId="70952EAF" ns2:textId="77777777">
+    <w:p>
       <w:pPr>
         <w:ind w:left="993"/>
         <w:rPr>
@@ -216,186 +216,75 @@
           <w:sz w:val="32"/>
           <w:szCs w:val="32"/>
         </w:rPr>
-        <w:t xml:space="preserve">Septiembre 2026</w:t>
+        <w:t>Septiembre 2026</w:t>
       </w:r>
     </w:p>
-    <w:p ns2:paraId="262CD268" ns2:textId="77777777">
+    <w:p>
       <w:r>
         <w:rPr>
           <w:noProof/>
         </w:rPr>
         <w:drawing>
-          <ns3:anchor distT="0" distB="0" distL="0" distR="0" simplePos="0" relativeHeight="251660288" behindDoc="1" locked="0" layoutInCell="1" hidden="0" allowOverlap="1" ns4:anchorId="42C3D32A" ns4:editId="6D88BCF5">
-            <ns3:simplePos x="0" y="0"/>
-            <ns3:positionH relativeFrom="margin">
-              <ns3:align>center</ns3:align>
-            </ns3:positionH>
-            <ns3:positionV relativeFrom="margin">
-              <ns3:align>center</ns3:align>
-            </ns3:positionV>
-            <ns3:extent cx="5397500" cy="5280025"/>
-            <ns3:effectExtent l="0" t="0" r="0" b="0"/>
-            <ns3:wrapNone/>
-            <ns3:docPr id="1003" name="image2.png"/>
-            <ns3:cNvGraphicFramePr/>
-            <ns5:graphic>
-              <ns5:graphicData uri="http://schemas.openxmlformats.org/drawingml/2006/picture">
-                <ns6:pic>
-                  <ns6:nvPicPr>
-                    <ns6:cNvPr id="0" name="image2.png"/>
-                    <ns6:cNvPicPr preferRelativeResize="0"/>
-                  </ns6:nvPicPr>
-                  <ns6:blipFill>
-                    <ns5:blip ns7:embed="rId11"/>
-                    <ns5:srcRect/>
-                    <ns5:stretch>
-                      <ns5:fillRect/>
-                    </ns5:stretch>
-                  </ns6:blipFill>
-                  <ns6:spPr>
-                    <ns5:xfrm>
-                      <ns5:off x="0" y="0"/>
-                      <ns5:ext cx="5397500" cy="5280025"/>
-                    </ns5:xfrm>
-                    <ns5:prstGeom prst="rect">
-                      <ns5:avLst/>
-                    </ns5:prstGeom>
-                    <ns5:ln/>
-                  </ns6:spPr>
-                </ns6:pic>
-              </ns5:graphicData>
-            </ns5:graphic>
-          </ns3:anchor>
+          <wp:anchor distT="0" distB="0" distL="0" distR="0" simplePos="0" relativeHeight="251660288" behindDoc="1" locked="0" layoutInCell="1" hidden="0" allowOverlap="1" wp14:anchorId="42C3D32A" wp14:editId="6D88BCF5">
+            <wp:simplePos x="0" y="0"/>
+            <wp:positionH relativeFrom="margin">
+              <wp:align>center</wp:align>
+            </wp:positionH>
+            <wp:positionV relativeFrom="margin">
+              <wp:align>center</wp:align>
+            </wp:positionV>
+            <wp:extent cx="5397500" cy="5280025"/>
+            <wp:effectExtent l="0" t="0" r="0" b="0"/>
+            <wp:wrapNone/>
+            <wp:docPr id="1003" name="image2.png"/>
+            <wp:cNvGraphicFramePr/>
+            <a:graphic xmlns:a="http://schemas.openxmlformats.org/drawingml/2006/main">
+              <a:graphicData uri="http://schemas.openxmlformats.org/drawingml/2006/picture">
+                <pic:pic xmlns:pic="http://schemas.openxmlformats.org/drawingml/2006/picture">
+                  <pic:nvPicPr>
+                    <pic:cNvPr id="0" name="image2.png"/>
+                    <pic:cNvPicPr preferRelativeResize="0"/>
+                  </pic:nvPicPr>
+                  <pic:blipFill>
+                    <a:blip r:embed="rId11"/>
+                    <a:srcRect/>
+                    <a:stretch>
+                      <a:fillRect/>
+                    </a:stretch>
+                  </pic:blipFill>
+                  <pic:spPr>
+                    <a:xfrm>
+                      <a:off x="0" y="0"/>
+                      <a:ext cx="5397500" cy="5280025"/>
+                    </a:xfrm>
+                    <a:prstGeom prst="rect">
+                      <a:avLst/>
+                    </a:prstGeom>
+                    <a:ln/>
+                  </pic:spPr>
+                </pic:pic>
+              </a:graphicData>
+            </a:graphic>
+          </wp:anchor>
         </w:drawing>
       </w:r>
       <w:r>
         <w:br w:type="page"/>
       </w:r>
     </w:p>
-    <w:p ns2:paraId="2090A9BD" ns2:textId="77777777"/>
-    <w:p ns2:paraId="49E44998" ns2:textId="77777777"/>
-    <w:p ns2:paraId="3C91F572" ns2:textId="77777777">
+    <w:p>
       <w:pPr>
-        <w:rPr>
-          <w:rFonts w:ascii="Liberalisation sans narrow" w:eastAsia="Liberalisation sans narrow" w:hAnsi="Liberalisation sans narrow" w:cs="Liberalisation sans narrow"/>
-          <w:b/>
-          <w:bCs/>
-        </w:rPr>
-      </w:pPr>
-    </w:p>
-    <w:p ns2:paraId="4681F6B2" ns2:textId="77777777">
-      <w:pPr>
-        <w:keepLines/>
-        <w:spacing w:before="120" w:after="120" w:line="276" w:lineRule="auto"/>
-        <w:jc w:val="both"/>
-        <w:rPr>
-          <w:rFonts w:ascii="Liberalisation sans narrow" w:eastAsia="Liberalisation sans narrow" w:hAnsi="Liberalisation sans narrow" w:cs="Liberalisation sans narrow"/>
-        </w:rPr>
-      </w:pPr>
-      <w:r>
-        <w:br w:type="page"/>
-      </w:r>
-    </w:p>
-    <w:p ns2:paraId="02E1F42B" ns2:textId="77777777">
-      <w:pPr>
-        <w:keepLines/>
-        <w:spacing w:before="120" w:after="120" w:line="276" w:lineRule="auto"/>
-        <w:jc w:val="both"/>
-        <w:rPr>
-          <w:rFonts w:ascii="Liberalisation sans narrow" w:eastAsia="Liberalisation sans narrow" w:hAnsi="Liberalisation sans narrow" w:cs="Liberalisation sans narrow"/>
-        </w:rPr>
-      </w:pPr>
-    </w:p>
-    <w:p ns2:paraId="3160BF82" ns2:textId="77777777">
-      <w:pPr>
-        <w:keepLines/>
-        <w:spacing w:before="120" w:after="120" w:line="276" w:lineRule="auto"/>
-        <w:jc w:val="both"/>
-        <w:rPr>
-          <w:rFonts w:ascii="Liberalisation sans narrow" w:eastAsia="Liberalisation sans narrow" w:hAnsi="Liberalisation sans narrow" w:cs="Liberalisation sans narrow"/>
-        </w:rPr>
-      </w:pPr>
-    </w:p>
-    <w:p ns2:paraId="7108173E" ns2:textId="6E1C69EF">
-      <w:pPr>
-        <w:pBdr>
-          <w:top w:val="nil"/>
-          <w:left w:val="nil"/>
-          <w:bottom w:val="nil"/>
-          <w:right w:val="nil"/>
-          <w:between w:val="nil"/>
-        </w:pBdr>
-        <w:tabs>
-          <w:tab w:val="right" w:leader="dot" w:pos="8494"/>
-        </w:tabs>
-        <w:spacing w:after="100"/>
-      </w:pPr>
-    </w:p>
-    <w:p ns2:paraId="208779DB" ns2:textId="0AFB4AE3">
-      <w:pPr>
-        <w:rPr>
-          <w:rFonts w:ascii="Liberalisation sans narrow" w:eastAsia="Liberalisation sans narrow" w:hAnsi="Liberalisation sans narrow" w:cs="Liberalisation sans narrow"/>
-          <w:color w:val="203441"/>
-        </w:rPr>
-      </w:pPr>
-      <w:r>
-        <w:br w:type="page"/>
-      </w:r>
-      <w:bookmarkStart w:id="0" w:name="_heading=h.33jjin156j5n" w:colFirst="0" w:colLast="0"/>
-      <w:bookmarkEnd w:id="0"/>
-    </w:p>
-    <w:p ns2:paraId="162D2D39" ns2:textId="3B463319">
-      <w:pPr>
-        <w:rPr>
-          <w:rFonts w:ascii="Liberation sans narrow" w:eastAsia="Liberation sans narrow" w:hAnsi="Liberation sans narrow" w:cs="Liberation sans narrow"/>
-        </w:rPr>
-      </w:pPr>
-      <w:r>
-        <w:rPr>
-          <w:rFonts w:ascii="Liberation sans narrow" w:eastAsia="Liberation sans narrow" w:hAnsi="Liberation sans narrow" w:cs="Liberation sans narrow"/>
-        </w:rPr>
-        <w:fldChar w:fldCharType="end"/>
-      </w:r>
-    </w:p>
-    <w:p ns2:paraId="71B34098" ns2:textId="08771405">
-      <w:pPr>
-        <w:pBdr>
-          <w:top w:val="nil"/>
-          <w:left w:val="nil"/>
-          <w:bottom w:val="nil"/>
-          <w:right w:val="nil"/>
-          <w:between w:val="nil"/>
-        </w:pBdr>
-        <w:spacing w:before="120" w:after="120" w:line="240" w:lineRule="auto"/>
-        <w:jc w:val="both"/>
-        <w:rPr>
-          <w:rFonts w:ascii="Liberation sans narrow" w:eastAsia="Liberation sans narrow" w:hAnsi="Liberation sans narrow" w:cs="Liberation sans narrow"/>
-          <w:color w:val="739A8A"/>
-        </w:rPr>
-      </w:pPr>
-    </w:p>
-    <w:p ns2:paraId="6D9B2421" ns2:textId="6574B031">
-      <w:pPr>
-        <w:rPr>
-          <w:rFonts w:ascii="Liberation sans narrow" w:eastAsia="Liberation sans narrow" w:hAnsi="Liberation sans narrow" w:cs="Liberation sans narrow"/>
-          <w:color w:val="203441"/>
-        </w:rPr>
-      </w:pPr>
-      <w:r>
-        <w:br w:type="page"/>
-      </w:r>
-    </w:p>
-    <w:p ns2:paraId="73C6066A" ns2:textId="77777777">
-      <w:pPr>
-        <w:pStyle w:val="Ttulo1"/>
+        <w:pStyle w:val="Heading1"/>
         <w:jc w:val="left"/>
       </w:pPr>
-      <w:bookmarkStart w:id="6" w:name="_Toc233977723"/>
+      <w:bookmarkStart w:id="0" w:name="_heading=h.33jjin156j5n" w:colFirst="0" w:colLast="0"/>
+      <w:bookmarkStart w:id="1" w:name="_Toc233977723"/>
+      <w:bookmarkEnd w:id="0"/>
       <w:r>
         <w:lastRenderedPageBreak/>
         <w:t>1. Información general del modelo</w:t>
       </w:r>
-      <w:bookmarkEnd w:id="6"/>
+      <w:bookmarkEnd w:id="1"/>
     </w:p>
     <w:tbl>
       <w:tblPr>
@@ -416,7 +305,7 @@
         <w:gridCol w:w="2800"/>
         <w:gridCol w:w="6560"/>
       </w:tblGrid>
-      <w:tr ns2:paraId="1AB946D2" ns2:textId="77777777">
+      <w:tr>
         <w:tc>
           <w:tcPr>
             <w:tcW w:w="2800" w:type="dxa"/>
@@ -434,7 +323,7 @@
               <w:right w:w="120" w:type="dxa"/>
             </w:tcMar>
           </w:tcPr>
-          <w:p ns2:paraId="0EF0F73D" ns2:textId="77777777">
+          <w:p>
             <w:r>
               <w:rPr>
                 <w:b/>
@@ -464,14 +353,22 @@
               <w:right w:w="120" w:type="dxa"/>
             </w:tcMar>
           </w:tcPr>
-          <w:p ns2:paraId="4D4993D6" ns2:textId="77777777">
-            <w:r>
-              <w:t xml:space="preserve">ml14-wine-phyto-price-forecast</w:t>
+          <w:p>
+            <w:pPr>
+              <w:rPr>
+                <w:lang w:val="en-US"/>
+              </w:rPr>
+            </w:pPr>
+            <w:r>
+              <w:rPr>
+                <w:lang w:val="en-US"/>
+              </w:rPr>
+              <w:t>ml14-wine-phyto-price-forecast</w:t>
             </w:r>
           </w:p>
         </w:tc>
       </w:tr>
-      <w:tr ns2:paraId="2B5210AD" ns2:textId="77777777">
+      <w:tr>
         <w:tc>
           <w:tcPr>
             <w:tcW w:w="2800" w:type="dxa"/>
@@ -489,7 +386,7 @@
               <w:right w:w="120" w:type="dxa"/>
             </w:tcMar>
           </w:tcPr>
-          <w:p ns2:paraId="50DEA41B" ns2:textId="77777777">
+          <w:p>
             <w:r>
               <w:rPr>
                 <w:b/>
@@ -519,14 +416,14 @@
               <w:right w:w="120" w:type="dxa"/>
             </w:tcMar>
           </w:tcPr>
-          <w:p ns2:paraId="084A7408" ns2:textId="77777777">
-            <w:r>
-              <w:t xml:space="preserve">1.0.0</w:t>
+          <w:p>
+            <w:r>
+              <w:t>1.0.0</w:t>
             </w:r>
           </w:p>
         </w:tc>
       </w:tr>
-      <w:tr ns2:paraId="02B4508D" ns2:textId="77777777">
+      <w:tr>
         <w:tc>
           <w:tcPr>
             <w:tcW w:w="2800" w:type="dxa"/>
@@ -544,7 +441,7 @@
               <w:right w:w="120" w:type="dxa"/>
             </w:tcMar>
           </w:tcPr>
-          <w:p ns2:paraId="0656986A" ns2:textId="77777777">
+          <w:p>
             <w:r>
               <w:rPr>
                 <w:b/>
@@ -574,14 +471,14 @@
               <w:right w:w="120" w:type="dxa"/>
             </w:tcMar>
           </w:tcPr>
-          <w:p ns2:paraId="4321CCA3" ns2:textId="77777777">
-            <w:r>
-              <w:t xml:space="preserve">Modelo de predicción semanal del índice MAPA de precios de protección fitosanitaria (sector vitivinícola, base 2020=100) a 16 semanas vista, mediante una red GRU (PyTorch, 2 capas, 64 unidades ocultas) que predice un residual sobre un baseline lineal de drift y reconstruye el precio en escala original. Es el artefacto y la evaluación oficialmente aprobados por el equipo de IA: en el test reportado, el GRU supera al baseline lineal de Drift.</w:t>
+          <w:p>
+            <w:r>
+              <w:t>Modelo de predicción semanal del índice MAPA de precios de protección fitosanitaria (sector vitivinícola, base 2020=100) a 16 semanas vista, mediante una red GRU (PyTorch, 2 capas, 64 unidades ocultas) que predice un residual sobre un baseline lineal de drift y reconstruye el precio en escala original. Es el artefacto y la evaluación oficialmente aprobados por el equipo de IA: en el test reportado, el GRU supera al baseline lineal de Drift.</w:t>
             </w:r>
           </w:p>
         </w:tc>
       </w:tr>
-      <w:tr ns2:paraId="6EFECFCA" ns2:textId="77777777">
+      <w:tr>
         <w:tc>
           <w:tcPr>
             <w:tcW w:w="2800" w:type="dxa"/>
@@ -599,7 +496,7 @@
               <w:right w:w="120" w:type="dxa"/>
             </w:tcMar>
           </w:tcPr>
-          <w:p ns2:paraId="5A82E1B3" ns2:textId="77777777">
+          <w:p>
             <w:r>
               <w:rPr>
                 <w:b/>
@@ -629,14 +526,14 @@
               <w:right w:w="120" w:type="dxa"/>
             </w:tcMar>
           </w:tcPr>
-          <w:p ns2:paraId="6A197DDF" ns2:textId="77777777">
-            <w:r>
-              <w:t xml:space="preserve">Regresión de serie temporal, horizonte fijo t+16 semanas (direct forecasting sobre residual de drift)</w:t>
+          <w:p>
+            <w:r>
+              <w:t>Regresión de serie temporal, horizonte fijo t+16 semanas (direct forecasting sobre residual de drift)</w:t>
             </w:r>
           </w:p>
         </w:tc>
       </w:tr>
-      <w:tr ns2:paraId="51B3BC95" ns2:textId="77777777">
+      <w:tr>
         <w:tc>
           <w:tcPr>
             <w:tcW w:w="2800" w:type="dxa"/>
@@ -654,7 +551,7 @@
               <w:right w:w="120" w:type="dxa"/>
             </w:tcMar>
           </w:tcPr>
-          <w:p ns2:paraId="40767B48" ns2:textId="77777777">
+          <w:p>
             <w:r>
               <w:rPr>
                 <w:b/>
@@ -684,14 +581,14 @@
               <w:right w:w="120" w:type="dxa"/>
             </w:tcMar>
           </w:tcPr>
-          <w:p ns2:paraId="1C645F96" ns2:textId="77777777">
-            <w:r>
-              <w:t xml:space="preserve">PyTorch (nn.GRU, 2 capas, hidden_size=64, dropout=0.3); scikit-learn (StandardScaler, reajustado desde el dataset de entrenamiento en cada predicción); pandas / numpy</w:t>
+          <w:p>
+            <w:r>
+              <w:t>PyTorch (nn.GRU, 2 capas, hidden_size=64, dropout=0.3); scikit-learn (StandardScaler, reajustado desde el dataset de entrenamiento en cada predicción); pandas / numpy</w:t>
             </w:r>
           </w:p>
         </w:tc>
       </w:tr>
-      <w:tr ns2:paraId="4C8DFFDF" ns2:textId="77777777">
+      <w:tr>
         <w:tc>
           <w:tcPr>
             <w:tcW w:w="2800" w:type="dxa"/>
@@ -709,7 +606,7 @@
               <w:right w:w="120" w:type="dxa"/>
             </w:tcMar>
           </w:tcPr>
-          <w:p ns2:paraId="775677B8" ns2:textId="77777777">
+          <w:p>
             <w:r>
               <w:rPr>
                 <w:b/>
@@ -739,14 +636,14 @@
               <w:right w:w="120" w:type="dxa"/>
             </w:tcMar>
           </w:tcPr>
-          <w:p ns2:paraId="4B3BB4A5" ns2:textId="77777777">
-            <w:r>
-              <w:t xml:space="preserve">gru_model.pt (state_dict PyTorch, 45.185 parámetros) + final_dataset_for_modeling.csv (dataset de referencia bundled, usado para reajustar los escaladores de entrada/objetivo en cada predicción, igual que hace el código original)</w:t>
+          <w:p>
+            <w:r>
+              <w:t>gru_model.pt (state_dict PyTorch, 45.185 parámetros) + final_dataset_for_modeling.csv (dataset de referencia bundled, usado para reajustar los escaladores de entrada/objetivo en cada predicción, igual que hace el código original)</w:t>
             </w:r>
           </w:p>
         </w:tc>
       </w:tr>
-      <w:tr ns2:paraId="3C91287B" ns2:textId="77777777">
+      <w:tr>
         <w:tc>
           <w:tcPr>
             <w:tcW w:w="2800" w:type="dxa"/>
@@ -764,7 +661,7 @@
               <w:right w:w="120" w:type="dxa"/>
             </w:tcMar>
           </w:tcPr>
-          <w:p ns2:paraId="7E9DF75B" ns2:textId="77777777">
+          <w:p>
             <w:r>
               <w:rPr>
                 <w:b/>
@@ -794,14 +691,14 @@
               <w:right w:w="120" w:type="dxa"/>
             </w:tcMar>
           </w:tcPr>
-          <w:p ns2:paraId="0D276D1A" ns2:textId="77777777">
-            <w:r>
-              <w:t xml:space="preserve">Anticipar con 16 semanas de antelación la evolución del índice nacional de precios de protección fitosanitaria, para dar soporte a la planificación de compras y a la evaluación de riesgo de coste del sector vitivinícola. En la evaluación de test reportada por el equipo de IA, el modelo GRU mejora de forma clara sobre el baseline de tendencia simple (Drift) y sobre no hacer ningún cambio (Naive).</w:t>
+          <w:p>
+            <w:r>
+              <w:t>Anticipar con 16 semanas de antelación la evolución del índice nacional de precios de protección fitosanitaria, para dar soporte a la planificación de compras y a la evaluación de riesgo de coste del sector vitivinícola. En la evaluación de test reportada por el equipo de IA, el modelo GRU mejora de forma clara sobre el baseline de tendencia simple (Drift) y sobre no hacer ningún cambio (Naive).</w:t>
             </w:r>
           </w:p>
         </w:tc>
       </w:tr>
-      <w:tr ns2:paraId="09F81BAA" ns2:textId="77777777">
+      <w:tr>
         <w:tc>
           <w:tcPr>
             <w:tcW w:w="2800" w:type="dxa"/>
@@ -819,7 +716,7 @@
               <w:right w:w="120" w:type="dxa"/>
             </w:tcMar>
           </w:tcPr>
-          <w:p ns2:paraId="27CACCB4" ns2:textId="77777777">
+          <w:p>
             <w:r>
               <w:rPr>
                 <w:b/>
@@ -849,20 +746,27 @@
               <w:right w:w="120" w:type="dxa"/>
             </w:tcMar>
           </w:tcPr>
-          <w:p ns2:paraId="2A1BDCF3" ns2:textId="77777777">
-            <w:r>
-              <w:t xml:space="preserve">Modo predict inline y predict batch (idéntico cálculo, solo cambia el transporte del histórico — JSON o CSV): se aporta un histórico semanal continuo (frecuencia domingo, sin huecos ni duplicados) de al menos 24 semanas con 6 variables base (índice de protección fitosanitaria, carburantes, cobre, gas, petróleo Brent, tipo de cambio EUR/USD); el servicio deriva automáticamente las 39 features (estacionalidad, retardos de 4/8/12 semanas, medias móviles de 4/8 semanas, diferencia mensual) y devuelve el precio predicho a 16 semanas, el precio actual y el baseline de drift de referencia. También admite reentrenamiento por usuario (/train): con un histórico semanal propio repite el procedimiento del equipo de IA para la GRU y guarda el modelo resultante en MLflow, sin sustituir nunca el modelo base.</w:t>
+          <w:p>
+            <w:r>
+              <w:t xml:space="preserve">Modo predict inline y predict batch (idéntico cálculo, solo cambia el transporte del histórico — JSON o CSV): se aporta un histórico semanal continuo (frecuencia domingo, sin huecos ni duplicados) de al menos 24 semanas con 6 variables base (índice de protección fitosanitaria, carburantes, cobre, gas, petróleo Brent, tipo de cambio EUR/USD); el servicio deriva automáticamente las 39 features (estacionalidad, retardos de 4/8/12 semanas, medias móviles de 4/8 semanas, diferencia mensual) y devuelve el precio </w:t>
+            </w:r>
+            <w:r>
+              <w:t xml:space="preserve">predicho a 16 semanas, el precio actual y el baseline de drift de referencia. También admite reentrenamiento por usuario (/train): con un histórico </w:t>
+            </w:r>
+            <w:r>
+              <w:lastRenderedPageBreak/>
+              <w:t>semanal propio repite el procedimiento del equipo de IA para la GRU y guarda el modelo resultante en MLflow, sin sustituir nunca el modelo base.</w:t>
             </w:r>
           </w:p>
         </w:tc>
       </w:tr>
     </w:tbl>
-    <w:p ns2:paraId="0E4A03E1" ns2:textId="164C9CA4">
+    <w:p>
       <w:pPr>
-        <w:pStyle w:val="Descripcin"/>
+        <w:pStyle w:val="Caption"/>
         <w:jc w:val="center"/>
       </w:pPr>
-      <w:bookmarkStart w:id="7" w:name="_Toc233977640"/>
+      <w:bookmarkStart w:id="2" w:name="_Toc233977640"/>
       <w:r>
         <w:t xml:space="preserve">Tabla </w:t>
       </w:r>
@@ -877,18 +781,18 @@
       <w:r>
         <w:t xml:space="preserve"> Información general del modelo</w:t>
       </w:r>
-      <w:bookmarkEnd w:id="7"/>
+      <w:bookmarkEnd w:id="2"/>
     </w:p>
-    <w:p ns2:paraId="48838E47" ns2:textId="77777777">
+    <w:p>
       <w:pPr>
-        <w:pStyle w:val="Ttulo1"/>
+        <w:pStyle w:val="Heading1"/>
         <w:jc w:val="left"/>
       </w:pPr>
-      <w:bookmarkStart w:id="8" w:name="_Toc233977724"/>
+      <w:bookmarkStart w:id="3" w:name="_Toc233977724"/>
       <w:r>
         <w:t>2. Campos de entrada (inputs)</w:t>
       </w:r>
-      <w:bookmarkEnd w:id="8"/>
+      <w:bookmarkEnd w:id="3"/>
     </w:p>
     <w:tbl>
       <w:tblPr>
@@ -912,7 +816,7 @@
         <w:gridCol w:w="1307"/>
         <w:gridCol w:w="1447"/>
       </w:tblGrid>
-      <w:tr ns2:paraId="71F932B9" ns2:textId="77777777">
+      <w:tr>
         <w:trPr>
           <w:tblHeader/>
         </w:trPr>
@@ -933,7 +837,7 @@
               <w:right w:w="120" w:type="dxa"/>
             </w:tcMar>
           </w:tcPr>
-          <w:p ns2:paraId="79F614D4" ns2:textId="77777777">
+          <w:p>
             <w:r>
               <w:rPr>
                 <w:b/>
@@ -963,7 +867,7 @@
               <w:right w:w="120" w:type="dxa"/>
             </w:tcMar>
           </w:tcPr>
-          <w:p ns2:paraId="7089FD74" ns2:textId="77777777">
+          <w:p>
             <w:r>
               <w:rPr>
                 <w:b/>
@@ -993,7 +897,7 @@
               <w:right w:w="120" w:type="dxa"/>
             </w:tcMar>
           </w:tcPr>
-          <w:p ns2:paraId="78CD2F77" ns2:textId="77777777">
+          <w:p>
             <w:r>
               <w:rPr>
                 <w:b/>
@@ -1023,7 +927,7 @@
               <w:right w:w="120" w:type="dxa"/>
             </w:tcMar>
           </w:tcPr>
-          <w:p ns2:paraId="72A2F0D2" ns2:textId="77777777">
+          <w:p>
             <w:r>
               <w:rPr>
                 <w:b/>
@@ -1053,7 +957,7 @@
               <w:right w:w="120" w:type="dxa"/>
             </w:tcMar>
           </w:tcPr>
-          <w:p ns2:paraId="6FFDAD95" ns2:textId="77777777">
+          <w:p>
             <w:r>
               <w:rPr>
                 <w:b/>
@@ -1067,7 +971,7 @@
           </w:p>
         </w:tc>
       </w:tr>
-      <w:tr ns2:paraId="5943B210" ns2:textId="77777777">
+      <w:tr>
         <w:tc>
           <w:tcPr>
             <w:tcW w:w="2167" w:type="dxa"/>
@@ -1085,9 +989,9 @@
               <w:right w:w="120" w:type="dxa"/>
             </w:tcMar>
           </w:tcPr>
-          <w:p ns2:paraId="274456BA" ns2:textId="77777777">
-            <w:r>
-              <w:t xml:space="preserve">rows (histórico semanal, mínimo 24 filas)</w:t>
+          <w:p>
+            <w:r>
+              <w:t>rows (histórico semanal, mínimo 24 filas)</w:t>
             </w:r>
           </w:p>
         </w:tc>
@@ -1108,9 +1012,9 @@
               <w:right w:w="120" w:type="dxa"/>
             </w:tcMar>
           </w:tcPr>
-          <w:p ns2:paraId="03BFE475" ns2:textId="77777777">
-            <w:r>
-              <w:t xml:space="preserve">list[dict]</w:t>
+          <w:p>
+            <w:r>
+              <w:t>list[dict]</w:t>
             </w:r>
           </w:p>
         </w:tc>
@@ -1131,9 +1035,9 @@
               <w:right w:w="120" w:type="dxa"/>
             </w:tcMar>
           </w:tcPr>
-          <w:p ns2:paraId="73AC0988" ns2:textId="77777777">
-            <w:r>
-              <w:t xml:space="preserve">Cada fila: date (YYYY-MM-DD, domingo), PROTECCION_FITO, CARBURANTES, COPPER_EUR_TON, GAS_EUR_MMBTU, COIL_EUR_BARRIL, DEXUSEU — todas índices/precios base 2020=100 o unidad de mercado (EUR/tonelada, EUR/MMBtu, EUR/barril, USD/EUR)</w:t>
+          <w:p>
+            <w:r>
+              <w:t>Cada fila: date (YYYY-MM-DD, domingo), PROTECCION_FITO, CARBURANTES, COPPER_EUR_TON, GAS_EUR_MMBTU, COIL_EUR_BARRIL, DEXUSEU — todas índices/precios base 2020=100 o unidad de mercado (EUR/tonelada, EUR/MMBtu, EUR/barril, USD/EUR)</w:t>
             </w:r>
           </w:p>
         </w:tc>
@@ -1154,9 +1058,9 @@
               <w:right w:w="120" w:type="dxa"/>
             </w:tcMar>
           </w:tcPr>
-          <w:p ns2:paraId="29F6ACFB" ns2:textId="77777777">
-            <w:r>
-              <w:t xml:space="preserve">Sí — mínimo 24 filas semanales consecutivas sin huecos ni duplicados</w:t>
+          <w:p>
+            <w:r>
+              <w:t>Sí — mínimo 24 filas semanales consecutivas sin huecos ni duplicados</w:t>
             </w:r>
           </w:p>
         </w:tc>
@@ -1177,14 +1081,14 @@
               <w:right w:w="120" w:type="dxa"/>
             </w:tcMar>
           </w:tcPr>
-          <w:p ns2:paraId="7756D559" ns2:textId="77777777">
-            <w:r>
-              <w:t xml:space="preserve">-</w:t>
+          <w:p>
+            <w:r>
+              <w:t>-</w:t>
             </w:r>
           </w:p>
         </w:tc>
       </w:tr>
-      <w:tr ns2:paraId="5943B210" ns2:textId="77777777">
+      <w:tr>
         <w:tc>
           <w:tcPr>
             <w:tcW w:w="2167" w:type="dxa"/>
@@ -1202,9 +1106,17 @@
               <w:right w:w="120" w:type="dxa"/>
             </w:tcMar>
           </w:tcPr>
-          <w:p ns2:paraId="274456BA" ns2:textId="77777777">
-            <w:r>
-              <w:t xml:space="preserve">MONTH, MONTH_SIN, MONTH_COS, *_LAG_{4,8,12}, *_MA_{4,8}, *_DIFF_MONTH (39 features totales)</w:t>
+          <w:p>
+            <w:pPr>
+              <w:rPr>
+                <w:lang w:val="en-US"/>
+              </w:rPr>
+            </w:pPr>
+            <w:r>
+              <w:rPr>
+                <w:lang w:val="en-US"/>
+              </w:rPr>
+              <w:t>MONTH, MONTH_SIN, MONTH_COS, *_LAG_{4,8,12}, *_MA_{4,8}, *_DIFF_MONTH (39 features totales)</w:t>
             </w:r>
           </w:p>
         </w:tc>
@@ -1225,9 +1137,9 @@
               <w:right w:w="120" w:type="dxa"/>
             </w:tcMar>
           </w:tcPr>
-          <w:p ns2:paraId="03BFE475" ns2:textId="77777777">
-            <w:r>
-              <w:t xml:space="preserve">float</w:t>
+          <w:p>
+            <w:r>
+              <w:t>float</w:t>
             </w:r>
           </w:p>
         </w:tc>
@@ -1248,9 +1160,9 @@
               <w:right w:w="120" w:type="dxa"/>
             </w:tcMar>
           </w:tcPr>
-          <w:p ns2:paraId="73AC0988" ns2:textId="77777777">
-            <w:r>
-              <w:t xml:space="preserve">Variables derivadas automáticamente del histórico aportado (estacionalidad, retardos autorregresivos, medias móviles, diferencia mensual) — nunca se piden al cliente</w:t>
+          <w:p>
+            <w:r>
+              <w:t>Variables derivadas automáticamente del histórico aportado (estacionalidad, retardos autorregresivos, medias móviles, diferencia mensual) — nunca se piden al cliente</w:t>
             </w:r>
           </w:p>
         </w:tc>
@@ -1271,9 +1183,9 @@
               <w:right w:w="120" w:type="dxa"/>
             </w:tcMar>
           </w:tcPr>
-          <w:p ns2:paraId="29F6ACFB" ns2:textId="77777777">
-            <w:r>
-              <w:t xml:space="preserve">No — siempre calculadas por el servicio</w:t>
+          <w:p>
+            <w:r>
+              <w:t>No — siempre calculadas por el servicio</w:t>
             </w:r>
           </w:p>
         </w:tc>
@@ -1294,20 +1206,20 @@
               <w:right w:w="120" w:type="dxa"/>
             </w:tcMar>
           </w:tcPr>
-          <w:p ns2:paraId="7756D559" ns2:textId="77777777">
-            <w:r>
-              <w:t xml:space="preserve">derivadas del histórico</w:t>
+          <w:p>
+            <w:r>
+              <w:t>derivadas del histórico</w:t>
             </w:r>
           </w:p>
         </w:tc>
       </w:tr>
     </w:tbl>
-    <w:p ns2:paraId="2301E228" ns2:textId="43111ADC">
+    <w:p>
       <w:pPr>
-        <w:pStyle w:val="Descripcin"/>
+        <w:pStyle w:val="Caption"/>
         <w:jc w:val="center"/>
       </w:pPr>
-      <w:bookmarkStart w:id="9" w:name="_Toc233977641"/>
+      <w:bookmarkStart w:id="4" w:name="_Toc233977641"/>
       <w:r>
         <w:t xml:space="preserve">Tabla </w:t>
       </w:r>
@@ -1322,18 +1234,18 @@
       <w:r>
         <w:t xml:space="preserve"> Campos de entrada (inputs)</w:t>
       </w:r>
-      <w:bookmarkEnd w:id="9"/>
+      <w:bookmarkEnd w:id="4"/>
     </w:p>
-    <w:p ns2:paraId="1A4DD035" ns2:textId="77777777">
+    <w:p>
       <w:pPr>
-        <w:pStyle w:val="Ttulo1"/>
+        <w:pStyle w:val="Heading1"/>
         <w:jc w:val="left"/>
       </w:pPr>
-      <w:bookmarkStart w:id="10" w:name="_Toc233977725"/>
+      <w:bookmarkStart w:id="5" w:name="_Toc233977725"/>
       <w:r>
         <w:t>3. Campos de salida (outputs)</w:t>
       </w:r>
-      <w:bookmarkEnd w:id="10"/>
+      <w:bookmarkEnd w:id="5"/>
     </w:p>
     <w:tbl>
       <w:tblPr>
@@ -1357,7 +1269,7 @@
         <w:gridCol w:w="1760"/>
         <w:gridCol w:w="1800"/>
       </w:tblGrid>
-      <w:tr ns2:paraId="74C19D16" ns2:textId="77777777">
+      <w:tr>
         <w:trPr>
           <w:tblHeader/>
         </w:trPr>
@@ -1378,7 +1290,7 @@
               <w:right w:w="120" w:type="dxa"/>
             </w:tcMar>
           </w:tcPr>
-          <w:p ns2:paraId="36393328" ns2:textId="77777777">
+          <w:p>
             <w:r>
               <w:rPr>
                 <w:b/>
@@ -1408,7 +1320,7 @@
               <w:right w:w="120" w:type="dxa"/>
             </w:tcMar>
           </w:tcPr>
-          <w:p ns2:paraId="4B6C5E52" ns2:textId="77777777">
+          <w:p>
             <w:r>
               <w:rPr>
                 <w:b/>
@@ -1438,7 +1350,7 @@
               <w:right w:w="120" w:type="dxa"/>
             </w:tcMar>
           </w:tcPr>
-          <w:p ns2:paraId="176B52FF" ns2:textId="77777777">
+          <w:p>
             <w:r>
               <w:rPr>
                 <w:b/>
@@ -1468,7 +1380,7 @@
               <w:right w:w="120" w:type="dxa"/>
             </w:tcMar>
           </w:tcPr>
-          <w:p ns2:paraId="0B5BC6FF" ns2:textId="77777777">
+          <w:p>
             <w:r>
               <w:rPr>
                 <w:b/>
@@ -1498,7 +1410,7 @@
               <w:right w:w="120" w:type="dxa"/>
             </w:tcMar>
           </w:tcPr>
-          <w:p ns2:paraId="5AEDED9E" ns2:textId="77777777">
+          <w:p>
             <w:r>
               <w:rPr>
                 <w:b/>
@@ -1512,7 +1424,7 @@
           </w:p>
         </w:tc>
       </w:tr>
-      <w:tr ns2:paraId="4B6C9425" ns2:textId="77777777">
+      <w:tr>
         <w:tc>
           <w:tcPr>
             <w:tcW w:w="2200" w:type="dxa"/>
@@ -1530,9 +1442,9 @@
               <w:right w:w="120" w:type="dxa"/>
             </w:tcMar>
           </w:tcPr>
-          <w:p ns2:paraId="4132C6A4" ns2:textId="77777777">
-            <w:r>
-              <w:t xml:space="preserve">predicted_price</w:t>
+          <w:p>
+            <w:r>
+              <w:t>predicted_price</w:t>
             </w:r>
           </w:p>
         </w:tc>
@@ -1553,9 +1465,9 @@
               <w:right w:w="120" w:type="dxa"/>
             </w:tcMar>
           </w:tcPr>
-          <w:p ns2:paraId="53FB4F47" ns2:textId="77777777">
-            <w:r>
-              <w:t xml:space="preserve">float (índice base 2020=100)</w:t>
+          <w:p>
+            <w:r>
+              <w:t>float (índice base 2020=100)</w:t>
             </w:r>
           </w:p>
         </w:tc>
@@ -1576,9 +1488,9 @@
               <w:right w:w="120" w:type="dxa"/>
             </w:tcMar>
           </w:tcPr>
-          <w:p ns2:paraId="6B1D3E7E" ns2:textId="77777777">
-            <w:r>
-              <w:t xml:space="preserve">PROTECCION_FITO predicho a 16 semanas vista</w:t>
+          <w:p>
+            <w:r>
+              <w:t>PROTECCION_FITO predicho a 16 semanas vista</w:t>
             </w:r>
           </w:p>
         </w:tc>
@@ -1599,9 +1511,9 @@
               <w:right w:w="120" w:type="dxa"/>
             </w:tcMar>
           </w:tcPr>
-          <w:p ns2:paraId="5BF35099" ns2:textId="77777777">
-            <w:r>
-              <w:t xml:space="preserve">continuo, típicamente 80-135 (rango histórico del índice, 2005-2025)</w:t>
+          <w:p>
+            <w:r>
+              <w:t>continuo, típicamente 80-135 (rango histórico del índice, 2005-2025)</w:t>
             </w:r>
           </w:p>
         </w:tc>
@@ -1622,14 +1534,18 @@
               <w:right w:w="120" w:type="dxa"/>
             </w:tcMar>
           </w:tcPr>
-          <w:p ns2:paraId="2067DBEB" ns2:textId="77777777">
-            <w:r>
-              <w:t xml:space="preserve">valor esperado del índice nacional dentro de 16 semanas; comparar con current_price y drift_baseline</w:t>
+          <w:p>
+            <w:r>
+              <w:t xml:space="preserve">valor esperado del índice nacional dentro de 16 semanas; comparar con current_price </w:t>
+            </w:r>
+            <w:r>
+              <w:lastRenderedPageBreak/>
+              <w:t>y drift_baseline</w:t>
             </w:r>
           </w:p>
         </w:tc>
       </w:tr>
-      <w:tr ns2:paraId="4B6C9425" ns2:textId="77777777">
+      <w:tr>
         <w:tc>
           <w:tcPr>
             <w:tcW w:w="2200" w:type="dxa"/>
@@ -1647,9 +1563,9 @@
               <w:right w:w="120" w:type="dxa"/>
             </w:tcMar>
           </w:tcPr>
-          <w:p ns2:paraId="4132C6A4" ns2:textId="77777777">
-            <w:r>
-              <w:t xml:space="preserve">current_price</w:t>
+          <w:p>
+            <w:r>
+              <w:t>current_price</w:t>
             </w:r>
           </w:p>
         </w:tc>
@@ -1670,9 +1586,9 @@
               <w:right w:w="120" w:type="dxa"/>
             </w:tcMar>
           </w:tcPr>
-          <w:p ns2:paraId="53FB4F47" ns2:textId="77777777">
-            <w:r>
-              <w:t xml:space="preserve">float</w:t>
+          <w:p>
+            <w:r>
+              <w:t>float</w:t>
             </w:r>
           </w:p>
         </w:tc>
@@ -1693,9 +1609,9 @@
               <w:right w:w="120" w:type="dxa"/>
             </w:tcMar>
           </w:tcPr>
-          <w:p ns2:paraId="6B1D3E7E" ns2:textId="77777777">
-            <w:r>
-              <w:t xml:space="preserve">PROTECCION_FITO de la última fila del histórico aportado</w:t>
+          <w:p>
+            <w:r>
+              <w:t>PROTECCION_FITO de la última fila del histórico aportado</w:t>
             </w:r>
           </w:p>
         </w:tc>
@@ -1716,9 +1632,9 @@
               <w:right w:w="120" w:type="dxa"/>
             </w:tcMar>
           </w:tcPr>
-          <w:p ns2:paraId="5BF35099" ns2:textId="77777777">
-            <w:r>
-              <w:t xml:space="preserve">igual rango que predicted_price</w:t>
+          <w:p>
+            <w:r>
+              <w:t>igual rango que predicted_price</w:t>
             </w:r>
           </w:p>
         </w:tc>
@@ -1739,14 +1655,14 @@
               <w:right w:w="120" w:type="dxa"/>
             </w:tcMar>
           </w:tcPr>
-          <w:p ns2:paraId="2067DBEB" ns2:textId="77777777">
-            <w:r>
-              <w:t xml:space="preserve">ancla de referencia inmediata</w:t>
+          <w:p>
+            <w:r>
+              <w:t>ancla de referencia inmediata</w:t>
             </w:r>
           </w:p>
         </w:tc>
       </w:tr>
-      <w:tr ns2:paraId="4B6C9425" ns2:textId="77777777">
+      <w:tr>
         <w:tc>
           <w:tcPr>
             <w:tcW w:w="2200" w:type="dxa"/>
@@ -1764,9 +1680,9 @@
               <w:right w:w="120" w:type="dxa"/>
             </w:tcMar>
           </w:tcPr>
-          <w:p ns2:paraId="4132C6A4" ns2:textId="77777777">
-            <w:r>
-              <w:t xml:space="preserve">drift_baseline</w:t>
+          <w:p>
+            <w:r>
+              <w:t>drift_baseline</w:t>
             </w:r>
           </w:p>
         </w:tc>
@@ -1787,9 +1703,9 @@
               <w:right w:w="120" w:type="dxa"/>
             </w:tcMar>
           </w:tcPr>
-          <w:p ns2:paraId="53FB4F47" ns2:textId="77777777">
-            <w:r>
-              <w:t xml:space="preserve">float</w:t>
+          <w:p>
+            <w:r>
+              <w:t>float</w:t>
             </w:r>
           </w:p>
         </w:tc>
@@ -1810,9 +1726,9 @@
               <w:right w:w="120" w:type="dxa"/>
             </w:tcMar>
           </w:tcPr>
-          <w:p ns2:paraId="6B1D3E7E" ns2:textId="77777777">
-            <w:r>
-              <w:t xml:space="preserve">Baseline lineal simple (extrapolación de la tendencia mensual reciente) — la referencia frente a la que el GRU sí mejora en el test reportado</w:t>
+          <w:p>
+            <w:r>
+              <w:t>Baseline lineal simple (extrapolación de la tendencia mensual reciente) — la referencia frente a la que el GRU sí mejora en el test reportado</w:t>
             </w:r>
           </w:p>
         </w:tc>
@@ -1833,9 +1749,9 @@
               <w:right w:w="120" w:type="dxa"/>
             </w:tcMar>
           </w:tcPr>
-          <w:p ns2:paraId="5BF35099" ns2:textId="77777777">
-            <w:r>
-              <w:t xml:space="preserve">igual rango que predicted_price</w:t>
+          <w:p>
+            <w:r>
+              <w:t>igual rango que predicted_price</w:t>
             </w:r>
           </w:p>
         </w:tc>
@@ -1856,14 +1772,14 @@
               <w:right w:w="120" w:type="dxa"/>
             </w:tcMar>
           </w:tcPr>
-          <w:p ns2:paraId="2067DBEB" ns2:textId="77777777">
-            <w:r>
-              <w:t xml:space="preserve">la diferencia entre predicted_price y drift_baseline es la corrección que aporta el modelo aprendido sobre la simple extrapolación de tendencia</w:t>
+          <w:p>
+            <w:r>
+              <w:t>la diferencia entre predicted_price y drift_baseline es la corrección que aporta el modelo aprendido sobre la simple extrapolación de tendencia</w:t>
             </w:r>
           </w:p>
         </w:tc>
       </w:tr>
-      <w:tr ns2:paraId="4B6C9425" ns2:textId="77777777">
+      <w:tr>
         <w:tc>
           <w:tcPr>
             <w:tcW w:w="2200" w:type="dxa"/>
@@ -1881,9 +1797,17 @@
               <w:right w:w="120" w:type="dxa"/>
             </w:tcMar>
           </w:tcPr>
-          <w:p ns2:paraId="4132C6A4" ns2:textId="77777777">
-            <w:r>
-              <w:t xml:space="preserve">horizon_weeks / last_observed_date / prediction_date</w:t>
+          <w:p>
+            <w:pPr>
+              <w:rPr>
+                <w:lang w:val="en-US"/>
+              </w:rPr>
+            </w:pPr>
+            <w:r>
+              <w:rPr>
+                <w:lang w:val="en-US"/>
+              </w:rPr>
+              <w:t>horizon_weeks / last_observed_date / prediction_date</w:t>
             </w:r>
           </w:p>
         </w:tc>
@@ -1904,9 +1828,9 @@
               <w:right w:w="120" w:type="dxa"/>
             </w:tcMar>
           </w:tcPr>
-          <w:p ns2:paraId="53FB4F47" ns2:textId="77777777">
-            <w:r>
-              <w:t xml:space="preserve">int / date / date</w:t>
+          <w:p>
+            <w:r>
+              <w:t>int / date / date</w:t>
             </w:r>
           </w:p>
         </w:tc>
@@ -1927,9 +1851,9 @@
               <w:right w:w="120" w:type="dxa"/>
             </w:tcMar>
           </w:tcPr>
-          <w:p ns2:paraId="6B1D3E7E" ns2:textId="77777777">
-            <w:r>
-              <w:t xml:space="preserve">Horizonte (siempre 16), última fecha del histórico y fecha objetivo de la predicción (last_observed_date + 16 semanas)</w:t>
+          <w:p>
+            <w:r>
+              <w:t>Horizonte (siempre 16), última fecha del histórico y fecha objetivo de la predicción (last_observed_date + 16 semanas)</w:t>
             </w:r>
           </w:p>
         </w:tc>
@@ -1950,9 +1874,9 @@
               <w:right w:w="120" w:type="dxa"/>
             </w:tcMar>
           </w:tcPr>
-          <w:p ns2:paraId="5BF35099" ns2:textId="77777777">
-            <w:r>
-              <w:t xml:space="preserve">-</w:t>
+          <w:p>
+            <w:r>
+              <w:t>-</w:t>
             </w:r>
           </w:p>
         </w:tc>
@@ -1973,14 +1897,14 @@
               <w:right w:w="120" w:type="dxa"/>
             </w:tcMar>
           </w:tcPr>
-          <w:p ns2:paraId="2067DBEB" ns2:textId="77777777">
-            <w:r>
-              <w:t xml:space="preserve">prediction_date es la fecha a la que se refiere predicted_price, no la fecha de ejecución</w:t>
+          <w:p>
+            <w:r>
+              <w:t>prediction_date es la fecha a la que se refiere predicted_price, no la fecha de ejecución</w:t>
             </w:r>
           </w:p>
         </w:tc>
       </w:tr>
-      <w:tr ns2:paraId="4B6C9425" ns2:textId="77777777">
+      <w:tr>
         <w:tc>
           <w:tcPr>
             <w:tcW w:w="2200" w:type="dxa"/>
@@ -1998,9 +1922,9 @@
               <w:right w:w="120" w:type="dxa"/>
             </w:tcMar>
           </w:tcPr>
-          <w:p ns2:paraId="4132C6A4" ns2:textId="77777777">
-            <w:r>
-              <w:t xml:space="preserve">gap_warning</w:t>
+          <w:p>
+            <w:r>
+              <w:t>gap_warning</w:t>
             </w:r>
           </w:p>
         </w:tc>
@@ -2021,9 +1945,9 @@
               <w:right w:w="120" w:type="dxa"/>
             </w:tcMar>
           </w:tcPr>
-          <w:p ns2:paraId="53FB4F47" ns2:textId="77777777">
-            <w:r>
-              <w:t xml:space="preserve">string | null</w:t>
+          <w:p>
+            <w:r>
+              <w:t>string | null</w:t>
             </w:r>
           </w:p>
         </w:tc>
@@ -2044,9 +1968,9 @@
               <w:right w:w="120" w:type="dxa"/>
             </w:tcMar>
           </w:tcPr>
-          <w:p ns2:paraId="6B1D3E7E" ns2:textId="77777777">
-            <w:r>
-              <w:t xml:space="preserve">Aviso si el histórico aportado está desactualizado respecto a la fecha de ejecución</w:t>
+          <w:p>
+            <w:r>
+              <w:t>Aviso si el histórico aportado está desactualizado respecto a la fecha de ejecución</w:t>
             </w:r>
           </w:p>
         </w:tc>
@@ -2067,9 +1991,9 @@
               <w:right w:w="120" w:type="dxa"/>
             </w:tcMar>
           </w:tcPr>
-          <w:p ns2:paraId="5BF35099" ns2:textId="77777777">
-            <w:r>
-              <w:t xml:space="preserve">-</w:t>
+          <w:p>
+            <w:r>
+              <w:t>-</w:t>
             </w:r>
           </w:p>
         </w:tc>
@@ -2090,20 +2014,20 @@
               <w:right w:w="120" w:type="dxa"/>
             </w:tcMar>
           </w:tcPr>
-          <w:p ns2:paraId="2067DBEB" ns2:textId="77777777">
-            <w:r>
-              <w:t xml:space="preserve">si no es null, la predicción se basa en datos que ya no reflejan la semana actual</w:t>
+          <w:p>
+            <w:r>
+              <w:t>si no es null, la predicción se basa en datos que ya no reflejan la semana actual</w:t>
             </w:r>
           </w:p>
         </w:tc>
       </w:tr>
     </w:tbl>
-    <w:p ns2:paraId="3CB96C1C" ns2:textId="58E5926D">
+    <w:p>
       <w:pPr>
-        <w:pStyle w:val="Descripcin"/>
+        <w:pStyle w:val="Caption"/>
         <w:jc w:val="center"/>
       </w:pPr>
-      <w:bookmarkStart w:id="11" w:name="_Toc233977642"/>
+      <w:bookmarkStart w:id="6" w:name="_Toc233977642"/>
       <w:r>
         <w:t xml:space="preserve">Tabla </w:t>
       </w:r>
@@ -2118,18 +2042,19 @@
       <w:r>
         <w:t xml:space="preserve"> Campos de salida (outputs)</w:t>
       </w:r>
-      <w:bookmarkEnd w:id="11"/>
+      <w:bookmarkEnd w:id="6"/>
     </w:p>
-    <w:p ns2:paraId="30754C35" ns2:textId="77777777">
+    <w:p>
       <w:pPr>
-        <w:pStyle w:val="Ttulo1"/>
+        <w:pStyle w:val="Heading1"/>
         <w:jc w:val="left"/>
       </w:pPr>
-      <w:bookmarkStart w:id="12" w:name="_Toc233977726"/>
+      <w:bookmarkStart w:id="7" w:name="_Toc233977726"/>
       <w:r>
+        <w:lastRenderedPageBreak/>
         <w:t>4. Métricas de evaluación</w:t>
       </w:r>
-      <w:bookmarkEnd w:id="12"/>
+      <w:bookmarkEnd w:id="7"/>
     </w:p>
     <w:tbl>
       <w:tblPr>
@@ -2151,7 +2076,7 @@
         <w:gridCol w:w="2340"/>
         <w:gridCol w:w="2340"/>
       </w:tblGrid>
-      <w:tr ns2:paraId="663A768A" ns2:textId="77777777">
+      <w:tr>
         <w:trPr>
           <w:tblHeader/>
         </w:trPr>
@@ -2172,7 +2097,7 @@
               <w:right w:w="120" w:type="dxa"/>
             </w:tcMar>
           </w:tcPr>
-          <w:p ns2:paraId="1EF96586" ns2:textId="77777777">
+          <w:p>
             <w:r>
               <w:rPr>
                 <w:b/>
@@ -2202,7 +2127,7 @@
               <w:right w:w="120" w:type="dxa"/>
             </w:tcMar>
           </w:tcPr>
-          <w:p ns2:paraId="60B8781B" ns2:textId="77777777">
+          <w:p>
             <w:r>
               <w:rPr>
                 <w:b/>
@@ -2232,7 +2157,7 @@
               <w:right w:w="120" w:type="dxa"/>
             </w:tcMar>
           </w:tcPr>
-          <w:p ns2:paraId="1FE48704" ns2:textId="77777777">
+          <w:p>
             <w:r>
               <w:rPr>
                 <w:b/>
@@ -2262,7 +2187,7 @@
               <w:right w:w="120" w:type="dxa"/>
             </w:tcMar>
           </w:tcPr>
-          <w:p ns2:paraId="1D1C6AD0" ns2:textId="77777777">
+          <w:p>
             <w:r>
               <w:rPr>
                 <w:b/>
@@ -2276,7 +2201,7 @@
           </w:p>
         </w:tc>
       </w:tr>
-      <w:tr ns2:paraId="66471EDA" ns2:textId="77777777">
+      <w:tr>
         <w:tc>
           <w:tcPr>
             <w:tcW w:w="2340" w:type="dxa"/>
@@ -2294,9 +2219,9 @@
               <w:right w:w="120" w:type="dxa"/>
             </w:tcMar>
           </w:tcPr>
-          <w:p ns2:paraId="631A7871" ns2:textId="77777777">
-            <w:r>
-              <w:t xml:space="preserve">Test reportado (models/metrics/model_comparison.json, split temporal único 80/20)</w:t>
+          <w:p>
+            <w:r>
+              <w:t>Test reportado (models/metrics/model_comparison.json, split temporal único 80/20)</w:t>
             </w:r>
           </w:p>
         </w:tc>
@@ -2317,9 +2242,9 @@
               <w:right w:w="120" w:type="dxa"/>
             </w:tcMar>
           </w:tcPr>
-          <w:p ns2:paraId="098B665D" ns2:textId="77777777">
-            <w:r>
-              <w:t xml:space="preserve">GRU: RMSE=2,2873; MAE=1,699; MAPE=1,3933%; R²=0,7108; acierto direccional=77,7%</w:t>
+          <w:p>
+            <w:r>
+              <w:t>GRU: RMSE=2,2873; MAE=1,699; MAPE=1,3933%; R²=0,7108; acierto direccional=77,7%</w:t>
             </w:r>
           </w:p>
         </w:tc>
@@ -2340,9 +2265,9 @@
               <w:right w:w="120" w:type="dxa"/>
             </w:tcMar>
           </w:tcPr>
-          <w:p ns2:paraId="43E2B30F" ns2:textId="77777777">
-            <w:r>
-              <w:t xml:space="preserve">211 observaciones de test, arquitectura seleccionada automáticamente por menor RMSE entre GRU/LSTM/XGBoost (media de 3 semillas)</w:t>
+          <w:p>
+            <w:r>
+              <w:t>211 observaciones de test, arquitectura seleccionada automáticamente por menor RMSE entre GRU/LSTM/XGBoost (media de 3 semillas)</w:t>
             </w:r>
           </w:p>
         </w:tc>
@@ -2363,14 +2288,14 @@
               <w:right w:w="120" w:type="dxa"/>
             </w:tcMar>
           </w:tcPr>
-          <w:p ns2:paraId="6AFC25E8" ns2:textId="77777777">
-            <w:r>
-              <w:t xml:space="preserve">el modelo se equivoca de media 1,70 puntos de índice en el periodo evaluado</w:t>
+          <w:p>
+            <w:r>
+              <w:t>el modelo se equivoca de media 1,70 puntos de índice en el periodo evaluado</w:t>
             </w:r>
           </w:p>
         </w:tc>
       </w:tr>
-      <w:tr ns2:paraId="66471EDA" ns2:textId="77777777">
+      <w:tr>
         <w:tc>
           <w:tcPr>
             <w:tcW w:w="2340" w:type="dxa"/>
@@ -2388,9 +2313,17 @@
               <w:right w:w="120" w:type="dxa"/>
             </w:tcMar>
           </w:tcPr>
-          <w:p ns2:paraId="631A7871" ns2:textId="77777777">
-            <w:r>
-              <w:t xml:space="preserve">Drift (baseline lineal, mismo test)</w:t>
+          <w:p>
+            <w:pPr>
+              <w:rPr>
+                <w:lang w:val="en-US"/>
+              </w:rPr>
+            </w:pPr>
+            <w:r>
+              <w:rPr>
+                <w:lang w:val="en-US"/>
+              </w:rPr>
+              <w:t>Drift (baseline lineal, mismo test)</w:t>
             </w:r>
           </w:p>
         </w:tc>
@@ -2411,9 +2344,9 @@
               <w:right w:w="120" w:type="dxa"/>
             </w:tcMar>
           </w:tcPr>
-          <w:p ns2:paraId="098B665D" ns2:textId="77777777">
-            <w:r>
-              <w:t xml:space="preserve">RMSE=2,5406; MAE=1,9403; MAPE=1,58%; R²=0,6432; acierto direccional=72,0%</w:t>
+          <w:p>
+            <w:r>
+              <w:t>RMSE=2,5406; MAE=1,9403; MAPE=1,58%; R²=0,6432; acierto direccional=72,0%</w:t>
             </w:r>
           </w:p>
         </w:tc>
@@ -2434,9 +2367,9 @@
               <w:right w:w="120" w:type="dxa"/>
             </w:tcMar>
           </w:tcPr>
-          <w:p ns2:paraId="43E2B30F" ns2:textId="77777777">
-            <w:r>
-              <w:t xml:space="preserve">Extrapolar la tendencia mensual reciente, sin ningún modelo aprendido</w:t>
+          <w:p>
+            <w:r>
+              <w:t>Extrapolar la tendencia mensual reciente, sin ningún modelo aprendido</w:t>
             </w:r>
           </w:p>
         </w:tc>
@@ -2457,14 +2390,14 @@
               <w:right w:w="120" w:type="dxa"/>
             </w:tcMar>
           </w:tcPr>
-          <w:p ns2:paraId="6AFC25E8" ns2:textId="77777777">
-            <w:r>
-              <w:t xml:space="preserve">el GRU se equivoca MENOS que el baseline simple en las 4 métricas evaluadas — el criterio de aceptación del proyecto (RMSE_GRU &lt; RMSE_Drift) SÍ se cumple.</w:t>
+          <w:p>
+            <w:r>
+              <w:t>el GRU se equivoca MENOS que el baseline simple en las 4 métricas evaluadas — el criterio de aceptación del proyecto (RMSE_GRU &lt; RMSE_Drift) SÍ se cumple.</w:t>
             </w:r>
           </w:p>
         </w:tc>
       </w:tr>
-      <w:tr ns2:paraId="66471EDA" ns2:textId="77777777">
+      <w:tr>
         <w:tc>
           <w:tcPr>
             <w:tcW w:w="2340" w:type="dxa"/>
@@ -2482,9 +2415,9 @@
               <w:right w:w="120" w:type="dxa"/>
             </w:tcMar>
           </w:tcPr>
-          <w:p ns2:paraId="631A7871" ns2:textId="77777777">
-            <w:r>
-              <w:t xml:space="preserve">Naive y XGBoost (mismo test, referencia adicional)</w:t>
+          <w:p>
+            <w:r>
+              <w:t>Naive y XGBoost (mismo test, referencia adicional)</w:t>
             </w:r>
           </w:p>
         </w:tc>
@@ -2505,9 +2438,9 @@
               <w:right w:w="120" w:type="dxa"/>
             </w:tcMar>
           </w:tcPr>
-          <w:p ns2:paraId="098B665D" ns2:textId="77777777">
-            <w:r>
-              <w:t xml:space="preserve">Naive: RMSE=3,8856; XGBoost: RMSE=3,3076</w:t>
+          <w:p>
+            <w:r>
+              <w:t>Naive: RMSE=3,8856; XGBoost: RMSE=3,3076</w:t>
             </w:r>
           </w:p>
         </w:tc>
@@ -2528,9 +2461,9 @@
               <w:right w:w="120" w:type="dxa"/>
             </w:tcMar>
           </w:tcPr>
-          <w:p ns2:paraId="43E2B30F" ns2:textId="77777777">
-            <w:r>
-              <w:t xml:space="preserve">Ambos peores que Drift y que el GRU en esta evaluación</w:t>
+          <w:p>
+            <w:r>
+              <w:t>Ambos peores que Drift y que el GRU en esta evaluación</w:t>
             </w:r>
           </w:p>
         </w:tc>
@@ -2551,14 +2484,14 @@
               <w:right w:w="120" w:type="dxa"/>
             </w:tcMar>
           </w:tcPr>
-          <w:p ns2:paraId="6AFC25E8" ns2:textId="77777777">
-            <w:r>
-              <w:t xml:space="preserve">confirma que el GRU es la mejor opción disponible entre todas las evaluadas, no solo frente al baseline más simple</w:t>
+          <w:p>
+            <w:r>
+              <w:t>confirma que el GRU es la mejor opción disponible entre todas las evaluadas, no solo frente al baseline más simple</w:t>
             </w:r>
           </w:p>
         </w:tc>
       </w:tr>
-      <w:tr ns2:paraId="66471EDA" ns2:textId="77777777">
+      <w:tr>
         <w:tc>
           <w:tcPr>
             <w:tcW w:w="2340" w:type="dxa"/>
@@ -2576,9 +2509,9 @@
               <w:right w:w="120" w:type="dxa"/>
             </w:tcMar>
           </w:tcPr>
-          <w:p ns2:paraId="631A7871" ns2:textId="77777777">
-            <w:r>
-              <w:t xml:space="preserve">Verificación golden dataset (post-integración)</w:t>
+          <w:p>
+            <w:r>
+              <w:t>Verificación golden dataset (post-integración)</w:t>
             </w:r>
           </w:p>
         </w:tc>
@@ -2599,9 +2532,9 @@
               <w:right w:w="120" w:type="dxa"/>
             </w:tcMar>
           </w:tcPr>
-          <w:p ns2:paraId="098B665D" ns2:textId="77777777">
-            <w:r>
-              <w:t xml:space="preserve">5/5 casos, coincidencia exacta (diferencia 0,0) contra el endpoint HTTP real</w:t>
+          <w:p>
+            <w:r>
+              <w:t>5/5 casos, coincidencia exacta (diferencia 0,0) contra el endpoint HTTP real</w:t>
             </w:r>
           </w:p>
         </w:tc>
@@ -2622,9 +2555,13 @@
               <w:right w:w="120" w:type="dxa"/>
             </w:tcMar>
           </w:tcPr>
-          <w:p ns2:paraId="43E2B30F" ns2:textId="77777777">
-            <w:r>
-              <w:t xml:space="preserve">4 ventanas históricas reales + 1 caso de rechazo controlado, re-ejecutados contra /predict del plugin integrado, incluida una verificación cruzada contra la salida literal del CLI original (`--model auto`) — ver outputs/a14/verification_report.md</w:t>
+          <w:p>
+            <w:r>
+              <w:t xml:space="preserve">4 ventanas históricas reales + 1 caso de rechazo controlado, re-ejecutados contra </w:t>
+            </w:r>
+            <w:r>
+              <w:lastRenderedPageBreak/>
+              <w:t>/predict del plugin integrado, incluida una verificación cruzada contra la salida literal del CLI original (`--model auto`) — ver outputs/a14/verification_report.md</w:t>
             </w:r>
           </w:p>
         </w:tc>
@@ -2645,20 +2582,25 @@
               <w:right w:w="120" w:type="dxa"/>
             </w:tcMar>
           </w:tcPr>
-          <w:p ns2:paraId="6AFC25E8" ns2:textId="77777777">
-            <w:r>
-              <w:t xml:space="preserve">el servicio integrado reproduce exactamente el comportamiento del artefacto GRU entregado, incluida la selección automática de arquitectura del código original.</w:t>
+          <w:p>
+            <w:r>
+              <w:lastRenderedPageBreak/>
+              <w:t xml:space="preserve">el servicio integrado reproduce exactamente el comportamiento del artefacto GRU </w:t>
+            </w:r>
+            <w:r>
+              <w:lastRenderedPageBreak/>
+              <w:t>entregado, incluida la selección automática de arquitectura del código original.</w:t>
             </w:r>
           </w:p>
         </w:tc>
       </w:tr>
     </w:tbl>
-    <w:p ns2:paraId="1A7F9A77" ns2:textId="4488DBEE">
+    <w:p>
       <w:pPr>
-        <w:pStyle w:val="Descripcin"/>
+        <w:pStyle w:val="Caption"/>
         <w:jc w:val="center"/>
       </w:pPr>
-      <w:bookmarkStart w:id="13" w:name="_Toc233977643"/>
+      <w:bookmarkStart w:id="8" w:name="_Toc233977643"/>
       <w:r>
         <w:t xml:space="preserve">Tabla </w:t>
       </w:r>
@@ -2673,19 +2615,18 @@
       <w:r>
         <w:t xml:space="preserve"> Métricas de evaluación</w:t>
       </w:r>
-      <w:bookmarkEnd w:id="13"/>
+      <w:bookmarkEnd w:id="8"/>
     </w:p>
-    <w:p ns2:paraId="2C5581FA" ns2:textId="77777777">
+    <w:p>
       <w:pPr>
-        <w:pStyle w:val="Ttulo1"/>
+        <w:pStyle w:val="Heading1"/>
         <w:jc w:val="left"/>
       </w:pPr>
-      <w:bookmarkStart w:id="14" w:name="_Toc233977727"/>
+      <w:bookmarkStart w:id="9" w:name="_Toc233977727"/>
       <w:r>
-        <w:lastRenderedPageBreak/>
         <w:t>5. Limitaciones conocidas</w:t>
       </w:r>
-      <w:bookmarkEnd w:id="14"/>
+      <w:bookmarkEnd w:id="9"/>
     </w:p>
     <w:tbl>
       <w:tblPr>
@@ -2706,7 +2647,7 @@
         <w:gridCol w:w="3120"/>
         <w:gridCol w:w="6240"/>
       </w:tblGrid>
-      <w:tr ns2:paraId="5ACF6CCD" ns2:textId="77777777">
+      <w:tr>
         <w:trPr>
           <w:tblHeader/>
         </w:trPr>
@@ -2727,7 +2668,7 @@
               <w:right w:w="120" w:type="dxa"/>
             </w:tcMar>
           </w:tcPr>
-          <w:p ns2:paraId="676816E1" ns2:textId="77777777">
+          <w:p>
             <w:r>
               <w:rPr>
                 <w:b/>
@@ -2757,7 +2698,7 @@
               <w:right w:w="120" w:type="dxa"/>
             </w:tcMar>
           </w:tcPr>
-          <w:p ns2:paraId="1F42A562" ns2:textId="77777777">
+          <w:p>
             <w:r>
               <w:rPr>
                 <w:b/>
@@ -2771,7 +2712,7 @@
           </w:p>
         </w:tc>
       </w:tr>
-      <w:tr ns2:paraId="221304F4" ns2:textId="77777777">
+      <w:tr>
         <w:tc>
           <w:tcPr>
             <w:tcW w:w="3120" w:type="dxa"/>
@@ -2789,9 +2730,9 @@
               <w:right w:w="120" w:type="dxa"/>
             </w:tcMar>
           </w:tcPr>
-          <w:p ns2:paraId="26419EF2" ns2:textId="77777777">
-            <w:r>
-              <w:t xml:space="preserve">Evaluación con un único split temporal (sin partición de validación separada)</w:t>
+          <w:p>
+            <w:r>
+              <w:t>Evaluación con un único split temporal (sin partición de validación separada)</w:t>
             </w:r>
           </w:p>
         </w:tc>
@@ -2812,14 +2753,17 @@
               <w:right w:w="120" w:type="dxa"/>
             </w:tcMar>
           </w:tcPr>
-          <w:p ns2:paraId="3E7B7A63" ns2:textId="77777777">
-            <w:r>
-              <w:t xml:space="preserve">Esta entrega evalúa arquitecturas y reporta el resultado final sobre el mismo split de test (80/20), sin una fase de validación previa aislada del test. Existe una copia distinta y no oficial de este mismo código (no confirmada como aprobada por el equipo de IA) que identificaba esto como una posible fuga de datos entre selección de arquitectura y evaluación, y que, con un protocolo corregido, obtenía un resultado distinto (un modelo que no superaba a Drift). Esa auditoría no se ha podido contrastar con el equipo de IA y no forma parte de la entrega aprobada -- se deja constancia de su existencia por transparencia, sin que determine el estado de aceptación de este modelo.</w:t>
+          <w:p>
+            <w:r>
+              <w:t xml:space="preserve">Esta entrega evalúa arquitecturas y reporta el resultado final sobre el mismo split de test (80/20), sin una fase de validación previa aislada del test. Existe una copia distinta y no oficial de este mismo código (no confirmada como aprobada por el equipo de IA) que identificaba esto como una posible fuga de datos entre selección de arquitectura y evaluación, y que, con un protocolo corregido, obtenía un resultado distinto (un modelo que no superaba a Drift). Esa auditoría no se ha podido contrastar con el </w:t>
+            </w:r>
+            <w:r>
+              <w:t>equipo de IA y no forma parte de la entrega aprobada -- se deja constancia de su existencia por transparencia, sin que determine el estado de aceptación de este modelo.</w:t>
             </w:r>
           </w:p>
         </w:tc>
       </w:tr>
-      <w:tr ns2:paraId="221304F4" ns2:textId="77777777">
+      <w:tr>
         <w:tc>
           <w:tcPr>
             <w:tcW w:w="3120" w:type="dxa"/>
@@ -2837,9 +2781,9 @@
               <w:right w:w="120" w:type="dxa"/>
             </w:tcMar>
           </w:tcPr>
-          <w:p ns2:paraId="26419EF2" ns2:textId="77777777">
-            <w:r>
-              <w:t xml:space="preserve">Reentrenamiento: requisitos y alcance</w:t>
+          <w:p>
+            <w:r>
+              <w:t>Reentrenamiento: requisitos y alcance</w:t>
             </w:r>
           </w:p>
         </w:tc>
@@ -2860,14 +2804,14 @@
               <w:right w:w="120" w:type="dxa"/>
             </w:tcMar>
           </w:tcPr>
-          <w:p ns2:paraId="3E7B7A63" ns2:textId="77777777">
-            <w:r>
-              <w:t xml:space="preserve">El reentrenamiento por usuario repite el procedimiento del equipo de IA para la GRU (split temporal 80/20, 3 semillas, se guarda la de la semilla 42) con un histórico semanal en el formato del dataset de modelado o con las series en bruto. Como en el original, la parada temprana se decide sobre el propio periodo de test, así que sus métricas de test son optimistas. El modelo reentrenado solo se guarda en MLflow y se usa indicando su run; el modelo base no cambia.</w:t>
+          <w:p>
+            <w:r>
+              <w:t>El reentrenamiento por usuario repite el procedimiento del equipo de IA para la GRU (split temporal 80/20, 3 semillas, se guarda la de la semilla 42) con un histórico semanal en el formato del dataset de modelado o con las series en bruto. Como en el original, la parada temprana se decide sobre el propio periodo de test, así que sus métricas de test son optimistas. El modelo reentrenado solo se guarda en MLflow y se usa indicando su run; el modelo base no cambia.</w:t>
             </w:r>
           </w:p>
         </w:tc>
       </w:tr>
-      <w:tr ns2:paraId="221304F4" ns2:textId="77777777">
+      <w:tr>
         <w:tc>
           <w:tcPr>
             <w:tcW w:w="3120" w:type="dxa"/>
@@ -2885,9 +2829,10 @@
               <w:right w:w="120" w:type="dxa"/>
             </w:tcMar>
           </w:tcPr>
-          <w:p ns2:paraId="26419EF2" ns2:textId="77777777">
-            <w:r>
-              <w:t xml:space="preserve">Reajuste de escaladores en caliente, no un artefacto congelado</w:t>
+          <w:p>
+            <w:r>
+              <w:lastRenderedPageBreak/>
+              <w:t>Reajuste de escaladores en caliente, no un artefacto congelado</w:t>
             </w:r>
           </w:p>
         </w:tc>
@@ -2908,14 +2853,14 @@
               <w:right w:w="120" w:type="dxa"/>
             </w:tcMar>
           </w:tcPr>
-          <w:p ns2:paraId="3E7B7A63" ns2:textId="77777777">
-            <w:r>
-              <w:t xml:space="preserve">Esta entrega no incluye ningún escalador serializado -- el propio código original reajusta (fit) los escaladores de entrada/objetivo desde el dataset de entrenamiento bundled en cada predicción. Este servicio replica exactamente ese comportamiento, empaquetando el mismo dataset de referencia junto al modelo.</w:t>
+          <w:p>
+            <w:r>
+              <w:t>Esta entrega no incluye ningún escalador serializado -- el propio código original reajusta (fit) los escaladores de entrada/objetivo desde el dataset de entrenamiento bundled en cada predicción. Este servicio replica exactamente ese comportamiento, empaquetando el mismo dataset de referencia junto al modelo.</w:t>
             </w:r>
           </w:p>
         </w:tc>
       </w:tr>
-      <w:tr ns2:paraId="221304F4" ns2:textId="77777777">
+      <w:tr>
         <w:tc>
           <w:tcPr>
             <w:tcW w:w="3120" w:type="dxa"/>
@@ -2933,9 +2878,9 @@
               <w:right w:w="120" w:type="dxa"/>
             </w:tcMar>
           </w:tcPr>
-          <w:p ns2:paraId="26419EF2" ns2:textId="77777777">
-            <w:r>
-              <w:t xml:space="preserve">Dependencia de fuentes de datos externas y su continuidad</w:t>
+          <w:p>
+            <w:r>
+              <w:t>Dependencia de fuentes de datos externas y su continuidad</w:t>
             </w:r>
           </w:p>
         </w:tc>
@@ -2956,20 +2901,20 @@
               <w:right w:w="120" w:type="dxa"/>
             </w:tcMar>
           </w:tcPr>
-          <w:p ns2:paraId="3E7B7A63" ns2:textId="77777777">
-            <w:r>
-              <w:t xml:space="preserve">Las variables de entrada dependen de la publicación continuada de los índices MAPA (protección fitosanitaria, carburantes) y de las series FRED/IMF/EIA (cobre, gas, petróleo, tipo de cambio). Un cambio de metodología o una interrupción en cualquiera de esas fuentes no está contemplado por el modelo.</w:t>
+          <w:p>
+            <w:r>
+              <w:t>Las variables de entrada dependen de la publicación continuada de los índices MAPA (protección fitosanitaria, carburantes) y de las series FRED/IMF/EIA (cobre, gas, petróleo, tipo de cambio). Un cambio de metodología o una interrupción en cualquiera de esas fuentes no está contemplado por el modelo.</w:t>
             </w:r>
           </w:p>
         </w:tc>
       </w:tr>
     </w:tbl>
-    <w:p ns2:paraId="23E22C97" ns2:textId="02183EA3">
+    <w:p>
       <w:pPr>
-        <w:pStyle w:val="Descripcin"/>
+        <w:pStyle w:val="Caption"/>
         <w:jc w:val="center"/>
       </w:pPr>
-      <w:bookmarkStart w:id="15" w:name="_Toc233977644"/>
+      <w:bookmarkStart w:id="10" w:name="_Toc233977644"/>
       <w:r>
         <w:t xml:space="preserve">Tabla </w:t>
       </w:r>
@@ -2984,45 +2929,44 @@
       <w:r>
         <w:t xml:space="preserve"> Limitaciones conocidas</w:t>
       </w:r>
-      <w:bookmarkEnd w:id="15"/>
+      <w:bookmarkEnd w:id="10"/>
     </w:p>
-    <w:p ns2:paraId="36D55773" ns2:textId="77777777">
+    <w:p>
       <w:pPr>
-        <w:pStyle w:val="Ttulo1"/>
+        <w:pStyle w:val="Heading1"/>
         <w:jc w:val="left"/>
       </w:pPr>
-      <w:bookmarkStart w:id="16" w:name="_Toc233977728"/>
+      <w:bookmarkStart w:id="11" w:name="_Toc233977728"/>
       <w:r>
         <w:t>6. Observaciones técnicas</w:t>
       </w:r>
-      <w:bookmarkEnd w:id="16"/>
+      <w:bookmarkEnd w:id="11"/>
     </w:p>
-    <w:p ns2:paraId="3188B244" ns2:textId="77777777">
+    <w:p>
       <w:pPr>
         <w:jc w:val="both"/>
       </w:pPr>
       <w:r>
-        <w:t xml:space="preserve">Solo CPU, sin GPU (GRU pequeño, 45.185 parámetros, ~185 KB el artefacto). requirements.txt fija torch==2.10.0 sin distinguir variante CPU/CUDA — se recomienda fijar explícitamente la rueda CPU en el entorno de despliegue de este servicio para no arrastrar dependencias CUDA innecesarias. No requiere conexión a red en inferencia (el dataset de referencia va bundled).</w:t>
+        <w:t>Solo CPU, sin GPU (GRU pequeño, 45.185 parámetros, ~185 KB el artefacto). requirements.txt fija torch==2.10.0 sin distinguir variante CPU/CUDA — se recomienda fijar explícitamente la rueda CPU en el entorno de despliegue de este servicio para no arrastrar dependencias CUDA innecesarias. No requiere conexión a red en inferencia (el dataset de referencia va bundled).</w:t>
       </w:r>
     </w:p>
-    <w:p ns2:paraId="642BAC39" ns2:textId="77777777"/>
-    <w:p ns2:paraId="6AE49187" ns2:textId="77777777"/>
-    <w:p ns2:paraId="3CCD1455" ns2:textId="77777777"/>
-    <w:p ns2:paraId="03DFC7FC" ns2:textId="77777777"/>
-    <w:p ns2:paraId="3E74D38E" ns2:textId="77777777"/>
-    <w:p ns2:paraId="0B8151BB" ns2:textId="77777777"/>
-    <w:p ns2:paraId="53E05546" ns2:textId="77777777"/>
-    <w:p ns2:paraId="7A7AF885" ns2:textId="77777777">
+    <w:p/>
+    <w:p/>
+    <w:p/>
+    <w:p/>
+    <w:p/>
+    <w:p/>
+    <w:p/>
+    <w:p>
       <w:pPr>
-        <w:pStyle w:val="Ttulo1"/>
+        <w:pStyle w:val="Heading1"/>
         <w:jc w:val="left"/>
       </w:pPr>
-      <w:bookmarkStart w:id="17" w:name="_Toc233977729"/>
+      <w:bookmarkStart w:id="12" w:name="_Toc233977729"/>
       <w:r>
-        <w:lastRenderedPageBreak/>
         <w:t>7. Fichero de prueba de referencia</w:t>
       </w:r>
-      <w:bookmarkEnd w:id="17"/>
+      <w:bookmarkEnd w:id="12"/>
     </w:p>
     <w:tbl>
       <w:tblPr>
@@ -3043,7 +2987,7 @@
         <w:gridCol w:w="2800"/>
         <w:gridCol w:w="6560"/>
       </w:tblGrid>
-      <w:tr ns2:paraId="7CCEFEF5" ns2:textId="77777777">
+      <w:tr>
         <w:tc>
           <w:tcPr>
             <w:tcW w:w="2800" w:type="dxa"/>
@@ -3061,7 +3005,7 @@
               <w:right w:w="120" w:type="dxa"/>
             </w:tcMar>
           </w:tcPr>
-          <w:p ns2:paraId="5A9D0325" ns2:textId="77777777">
+          <w:p>
             <w:r>
               <w:rPr>
                 <w:b/>
@@ -3091,14 +3035,14 @@
               <w:right w:w="120" w:type="dxa"/>
             </w:tcMar>
           </w:tcPr>
-          <w:p ns2:paraId="548E93F5" ns2:textId="77777777">
-            <w:r>
-              <w:t xml:space="preserve">Ventanas de 24 filas extraídas de data/processed/final_dataset_for_modeling.csv (mismo dataset bundled con el que se reajustan los escaladores)</w:t>
+          <w:p>
+            <w:r>
+              <w:t>Ventanas de 24 filas extraídas de data/processed/final_dataset_for_modeling.csv (mismo dataset bundled con el que se reajustan los escaladores)</w:t>
             </w:r>
           </w:p>
         </w:tc>
       </w:tr>
-      <w:tr ns2:paraId="183575F5" ns2:textId="77777777">
+      <w:tr>
         <w:tc>
           <w:tcPr>
             <w:tcW w:w="2800" w:type="dxa"/>
@@ -3116,7 +3060,7 @@
               <w:right w:w="120" w:type="dxa"/>
             </w:tcMar>
           </w:tcPr>
-          <w:p ns2:paraId="2C17FEDB" ns2:textId="77777777">
+          <w:p>
             <w:r>
               <w:rPr>
                 <w:b/>
@@ -3146,14 +3090,14 @@
               <w:right w:w="120" w:type="dxa"/>
             </w:tcMar>
           </w:tcPr>
-          <w:p ns2:paraId="2F98E928" ns2:textId="77777777">
-            <w:r>
-              <w:t xml:space="preserve">5 casos: 4 ventanas históricas reales (24-30 filas cada una) + 1 caso de rechazo controlado con 23 filas (por debajo del mínimo operativo)</w:t>
+          <w:p>
+            <w:r>
+              <w:t>5 casos: 4 ventanas históricas reales (24-30 filas cada una) + 1 caso de rechazo controlado con 23 filas (por debajo del mínimo operativo)</w:t>
             </w:r>
           </w:p>
         </w:tc>
       </w:tr>
-      <w:tr ns2:paraId="1BF4E262" ns2:textId="77777777">
+      <w:tr>
         <w:tc>
           <w:tcPr>
             <w:tcW w:w="2800" w:type="dxa"/>
@@ -3171,7 +3115,7 @@
               <w:right w:w="120" w:type="dxa"/>
             </w:tcMar>
           </w:tcPr>
-          <w:p ns2:paraId="55FAE3FC" ns2:textId="77777777">
+          <w:p>
             <w:r>
               <w:rPr>
                 <w:b/>
@@ -3180,6 +3124,7 @@
                 <w:sz w:val="20"/>
                 <w:szCs w:val="20"/>
               </w:rPr>
+              <w:lastRenderedPageBreak/>
               <w:t>Resultado esperado con este fichero</w:t>
             </w:r>
           </w:p>
@@ -3201,20 +3146,20 @@
               <w:right w:w="120" w:type="dxa"/>
             </w:tcMar>
           </w:tcPr>
-          <w:p ns2:paraId="15092C4A" ns2:textId="77777777">
-            <w:r>
-              <w:t xml:space="preserve">predict inline sobre los 5 casos reproduce exactamente (diferencia 0,0, o HTTP 422 en el caso de rechazo) los golden_cases del manifest, ejecutado contra el endpoint HTTP real del plugin integrado con el artefacto PyTorch real cargado; un caso se verificó además contra la salida literal del CLI original del equipo de IA</w:t>
+          <w:p>
+            <w:r>
+              <w:t>predict inline sobre los 5 casos reproduce exactamente (diferencia 0,0, o HTTP 422 en el caso de rechazo) los golden_cases del manifest, ejecutado contra el endpoint HTTP real del plugin integrado con el artefacto PyTorch real cargado; un caso se verificó además contra la salida literal del CLI original del equipo de IA</w:t>
             </w:r>
           </w:p>
         </w:tc>
       </w:tr>
     </w:tbl>
-    <w:p ns2:paraId="3773E7D0" ns2:textId="48983DD0">
+    <w:p>
       <w:pPr>
-        <w:pStyle w:val="Descripcin"/>
+        <w:pStyle w:val="Caption"/>
         <w:jc w:val="center"/>
       </w:pPr>
-      <w:bookmarkStart w:id="18" w:name="_Toc233977645"/>
+      <w:bookmarkStart w:id="13" w:name="_Toc233977645"/>
       <w:r>
         <w:t xml:space="preserve">Tabla </w:t>
       </w:r>
@@ -3229,13 +3174,13 @@
       <w:r>
         <w:t xml:space="preserve"> Fichero de prueba de referencia</w:t>
       </w:r>
-      <w:bookmarkEnd w:id="18"/>
+      <w:bookmarkEnd w:id="13"/>
     </w:p>
     <w:sectPr>
-      <w:headerReference w:type="even" ns7:id="rId12"/>
-      <w:headerReference w:type="default" ns7:id="rId13"/>
-      <w:footerReference w:type="default" ns7:id="rId14"/>
-      <w:footerReference w:type="first" ns7:id="rId15"/>
+      <w:headerReference w:type="even" r:id="rId12"/>
+      <w:headerReference w:type="default" r:id="rId13"/>
+      <w:footerReference w:type="default" r:id="rId14"/>
+      <w:footerReference w:type="first" r:id="rId15"/>
       <w:pgSz w:w="11906" w:h="16838"/>
       <w:pgMar w:top="1417" w:right="1701" w:bottom="1417" w:left="1701" w:header="708" w:footer="708" w:gutter="0"/>
       <w:pgNumType w:start="1"/>
@@ -3988,7 +3933,7 @@
         <w:noProof/>
         <w:color w:val="000000"/>
       </w:rPr>
-      <w:t xml:space="preserve">2</w:t>
+      <w:t>2</w:t>
     </w:r>
     <w:r>
       <w:rPr>
@@ -4010,7 +3955,7 @@
         <w:rFonts w:ascii="Liberalisation sans narrow" w:eastAsia="Liberalisation sans narrow" w:hAnsi="Liberalisation sans narrow" w:cs="Liberalisation sans narrow"/>
         <w:color w:val="000000"/>
       </w:rPr>
-      <w:t xml:space="preserve">wine-phyto-price-forecast</w:t>
+      <w:t>wine-phyto-price-forecast</w:t>
     </w:r>
     <w:proofErr w:type="spellEnd"/>
     <w:r>
@@ -4566,11 +4511,11 @@
     <w:name w:val="Normal"/>
     <w:qFormat/>
   </w:style>
-  <w:style w:type="paragraph" w:styleId="Ttulo1">
+  <w:style w:type="paragraph" w:styleId="Heading1">
     <w:name w:val="heading 1"/>
     <w:basedOn w:val="Normal"/>
     <w:next w:val="Normal"/>
-    <w:link w:val="Ttulo1Car"/>
+    <w:link w:val="Heading1Char"/>
     <w:uiPriority w:val="9"/>
     <w:qFormat/>
     <w:pPr>
@@ -4588,11 +4533,11 @@
       <w:szCs w:val="36"/>
     </w:rPr>
   </w:style>
-  <w:style w:type="paragraph" w:styleId="Ttulo2">
+  <w:style w:type="paragraph" w:styleId="Heading2">
     <w:name w:val="heading 2"/>
     <w:basedOn w:val="Normal"/>
     <w:next w:val="Normal"/>
-    <w:link w:val="Ttulo2Car"/>
+    <w:link w:val="Heading2Char"/>
     <w:uiPriority w:val="9"/>
     <w:semiHidden/>
     <w:unhideWhenUsed/>
@@ -4611,11 +4556,11 @@
       <w:szCs w:val="32"/>
     </w:rPr>
   </w:style>
-  <w:style w:type="paragraph" w:styleId="Ttulo3">
+  <w:style w:type="paragraph" w:styleId="Heading3">
     <w:name w:val="heading 3"/>
     <w:basedOn w:val="Normal"/>
     <w:next w:val="Normal"/>
-    <w:link w:val="Ttulo3Car"/>
+    <w:link w:val="Heading3Char"/>
     <w:uiPriority w:val="9"/>
     <w:semiHidden/>
     <w:unhideWhenUsed/>
@@ -4634,11 +4579,11 @@
       <w:szCs w:val="28"/>
     </w:rPr>
   </w:style>
-  <w:style w:type="paragraph" w:styleId="Ttulo4">
+  <w:style w:type="paragraph" w:styleId="Heading4">
     <w:name w:val="heading 4"/>
     <w:basedOn w:val="Normal"/>
     <w:next w:val="Normal"/>
-    <w:link w:val="Ttulo4Car"/>
+    <w:link w:val="Heading4Char"/>
     <w:uiPriority w:val="9"/>
     <w:semiHidden/>
     <w:unhideWhenUsed/>
@@ -4657,11 +4602,11 @@
       <w:szCs w:val="24"/>
     </w:rPr>
   </w:style>
-  <w:style w:type="paragraph" w:styleId="Ttulo5">
+  <w:style w:type="paragraph" w:styleId="Heading5">
     <w:name w:val="heading 5"/>
     <w:basedOn w:val="Normal"/>
     <w:next w:val="Normal"/>
-    <w:link w:val="Ttulo5Car"/>
+    <w:link w:val="Heading5Char"/>
     <w:uiPriority w:val="9"/>
     <w:semiHidden/>
     <w:unhideWhenUsed/>
@@ -4679,11 +4624,11 @@
       <w:color w:val="284546"/>
     </w:rPr>
   </w:style>
-  <w:style w:type="paragraph" w:styleId="Ttulo6">
+  <w:style w:type="paragraph" w:styleId="Heading6">
     <w:name w:val="heading 6"/>
     <w:basedOn w:val="Normal"/>
     <w:next w:val="Normal"/>
-    <w:link w:val="Ttulo6Car"/>
+    <w:link w:val="Heading6Char"/>
     <w:uiPriority w:val="9"/>
     <w:semiHidden/>
     <w:unhideWhenUsed/>
@@ -4703,11 +4648,11 @@
       <w:color w:val="1B2E2F"/>
     </w:rPr>
   </w:style>
-  <w:style w:type="paragraph" w:styleId="Ttulo7">
+  <w:style w:type="paragraph" w:styleId="Heading7">
     <w:name w:val="heading 7"/>
     <w:basedOn w:val="Normal"/>
     <w:next w:val="Normal"/>
-    <w:link w:val="Ttulo7Car"/>
+    <w:link w:val="Heading7Char"/>
     <w:uiPriority w:val="9"/>
     <w:unhideWhenUsed/>
     <w:qFormat/>
@@ -4725,11 +4670,11 @@
       <w:color w:val="1B2E2E" w:themeColor="accent1" w:themeShade="80"/>
     </w:rPr>
   </w:style>
-  <w:style w:type="paragraph" w:styleId="Ttulo8">
+  <w:style w:type="paragraph" w:styleId="Heading8">
     <w:name w:val="heading 8"/>
     <w:basedOn w:val="Normal"/>
     <w:next w:val="Normal"/>
-    <w:link w:val="Ttulo8Car"/>
+    <w:link w:val="Heading8Char"/>
     <w:uiPriority w:val="9"/>
     <w:unhideWhenUsed/>
     <w:qFormat/>
@@ -4749,11 +4694,11 @@
       <w:color w:val="1B2E2E" w:themeColor="accent1" w:themeShade="80"/>
     </w:rPr>
   </w:style>
-  <w:style w:type="paragraph" w:styleId="Ttulo9">
+  <w:style w:type="paragraph" w:styleId="Heading9">
     <w:name w:val="heading 9"/>
     <w:basedOn w:val="Normal"/>
     <w:next w:val="Normal"/>
-    <w:link w:val="Ttulo9Car"/>
+    <w:link w:val="Heading9Char"/>
     <w:uiPriority w:val="9"/>
     <w:semiHidden/>
     <w:unhideWhenUsed/>
@@ -4772,12 +4717,13 @@
       <w:color w:val="1B2E2E" w:themeColor="accent1" w:themeShade="80"/>
     </w:rPr>
   </w:style>
-  <w:style w:type="character" w:default="1" w:styleId="Fuentedeprrafopredeter">
+  <w:style w:type="character" w:default="1" w:styleId="DefaultParagraphFont">
     <w:name w:val="Default Paragraph Font"/>
     <w:uiPriority w:val="1"/>
+    <w:semiHidden/>
     <w:unhideWhenUsed/>
   </w:style>
-  <w:style w:type="table" w:default="1" w:styleId="Tablanormal">
+  <w:style w:type="table" w:default="1" w:styleId="TableNormal">
     <w:name w:val="Normal Table"/>
     <w:uiPriority w:val="99"/>
     <w:semiHidden/>
@@ -4792,13 +4738,13 @@
       </w:tblCellMar>
     </w:tblPr>
   </w:style>
-  <w:style w:type="numbering" w:default="1" w:styleId="Sinlista">
+  <w:style w:type="numbering" w:default="1" w:styleId="NoList">
     <w:name w:val="No List"/>
     <w:uiPriority w:val="99"/>
     <w:semiHidden/>
     <w:unhideWhenUsed/>
   </w:style>
-  <w:style w:type="table" w:customStyle="1" w:styleId="TableNormal">
+  <w:style w:type="table" w:customStyle="1" w:styleId="TableNormal0">
     <w:name w:val="TableNormal"/>
     <w:tblPr>
       <w:tblCellMar>
@@ -4809,11 +4755,11 @@
       </w:tblCellMar>
     </w:tblPr>
   </w:style>
-  <w:style w:type="paragraph" w:styleId="Ttulo">
+  <w:style w:type="paragraph" w:styleId="Title">
     <w:name w:val="Title"/>
     <w:basedOn w:val="Normal"/>
     <w:next w:val="Normal"/>
-    <w:link w:val="TtuloCar"/>
+    <w:link w:val="TitleChar"/>
     <w:uiPriority w:val="10"/>
     <w:qFormat/>
     <w:pPr>
@@ -4828,10 +4774,10 @@
       <w:szCs w:val="72"/>
     </w:rPr>
   </w:style>
-  <w:style w:type="character" w:customStyle="1" w:styleId="Ttulo1Car">
-    <w:name w:val="Título 1 Car"/>
-    <w:basedOn w:val="Fuentedeprrafopredeter"/>
-    <w:link w:val="Ttulo1"/>
+  <w:style w:type="character" w:customStyle="1" w:styleId="Heading1Char">
+    <w:name w:val="Heading 1 Char"/>
+    <w:basedOn w:val="DefaultParagraphFont"/>
+    <w:link w:val="Heading1"/>
     <w:uiPriority w:val="9"/>
     <w:rsid w:val="00AB39A2"/>
     <w:rPr>
@@ -4841,10 +4787,10 @@
       <w:szCs w:val="36"/>
     </w:rPr>
   </w:style>
-  <w:style w:type="character" w:customStyle="1" w:styleId="Ttulo2Car">
-    <w:name w:val="Título 2 Car"/>
-    <w:basedOn w:val="Fuentedeprrafopredeter"/>
-    <w:link w:val="Ttulo2"/>
+  <w:style w:type="character" w:customStyle="1" w:styleId="Heading2Char">
+    <w:name w:val="Heading 2 Char"/>
+    <w:basedOn w:val="DefaultParagraphFont"/>
+    <w:link w:val="Heading2"/>
     <w:uiPriority w:val="9"/>
     <w:rsid w:val="00AB39A2"/>
     <w:rPr>
@@ -4854,10 +4800,10 @@
       <w:szCs w:val="32"/>
     </w:rPr>
   </w:style>
-  <w:style w:type="character" w:customStyle="1" w:styleId="Ttulo3Car">
-    <w:name w:val="Título 3 Car"/>
-    <w:basedOn w:val="Fuentedeprrafopredeter"/>
-    <w:link w:val="Ttulo3"/>
+  <w:style w:type="character" w:customStyle="1" w:styleId="Heading3Char">
+    <w:name w:val="Heading 3 Char"/>
+    <w:basedOn w:val="DefaultParagraphFont"/>
+    <w:link w:val="Heading3"/>
     <w:uiPriority w:val="9"/>
     <w:rsid w:val="00AB39A2"/>
     <w:rPr>
@@ -4867,10 +4813,10 @@
       <w:szCs w:val="28"/>
     </w:rPr>
   </w:style>
-  <w:style w:type="character" w:customStyle="1" w:styleId="Ttulo4Car">
-    <w:name w:val="Título 4 Car"/>
-    <w:basedOn w:val="Fuentedeprrafopredeter"/>
-    <w:link w:val="Ttulo4"/>
+  <w:style w:type="character" w:customStyle="1" w:styleId="Heading4Char">
+    <w:name w:val="Heading 4 Char"/>
+    <w:basedOn w:val="DefaultParagraphFont"/>
+    <w:link w:val="Heading4"/>
     <w:uiPriority w:val="9"/>
     <w:rsid w:val="00AB39A2"/>
     <w:rPr>
@@ -4880,10 +4826,10 @@
       <w:szCs w:val="24"/>
     </w:rPr>
   </w:style>
-  <w:style w:type="character" w:customStyle="1" w:styleId="Ttulo5Car">
-    <w:name w:val="Título 5 Car"/>
-    <w:basedOn w:val="Fuentedeprrafopredeter"/>
-    <w:link w:val="Ttulo5"/>
+  <w:style w:type="character" w:customStyle="1" w:styleId="Heading5Char">
+    <w:name w:val="Heading 5 Char"/>
+    <w:basedOn w:val="DefaultParagraphFont"/>
+    <w:link w:val="Heading5"/>
     <w:uiPriority w:val="9"/>
     <w:rsid w:val="00AB39A2"/>
     <w:rPr>
@@ -4892,10 +4838,10 @@
       <w:color w:val="284546" w:themeColor="accent1" w:themeShade="BF"/>
     </w:rPr>
   </w:style>
-  <w:style w:type="character" w:customStyle="1" w:styleId="Ttulo6Car">
-    <w:name w:val="Título 6 Car"/>
-    <w:basedOn w:val="Fuentedeprrafopredeter"/>
-    <w:link w:val="Ttulo6"/>
+  <w:style w:type="character" w:customStyle="1" w:styleId="Heading6Char">
+    <w:name w:val="Heading 6 Char"/>
+    <w:basedOn w:val="DefaultParagraphFont"/>
+    <w:link w:val="Heading6"/>
     <w:uiPriority w:val="9"/>
     <w:rsid w:val="00AB39A2"/>
     <w:rPr>
@@ -4906,10 +4852,10 @@
       <w:color w:val="1B2E2E" w:themeColor="accent1" w:themeShade="80"/>
     </w:rPr>
   </w:style>
-  <w:style w:type="character" w:customStyle="1" w:styleId="Ttulo7Car">
-    <w:name w:val="Título 7 Car"/>
-    <w:basedOn w:val="Fuentedeprrafopredeter"/>
-    <w:link w:val="Ttulo7"/>
+  <w:style w:type="character" w:customStyle="1" w:styleId="Heading7Char">
+    <w:name w:val="Heading 7 Char"/>
+    <w:basedOn w:val="DefaultParagraphFont"/>
+    <w:link w:val="Heading7"/>
     <w:uiPriority w:val="9"/>
     <w:rsid w:val="00AB39A2"/>
     <w:rPr>
@@ -4919,10 +4865,10 @@
       <w:color w:val="1B2E2E" w:themeColor="accent1" w:themeShade="80"/>
     </w:rPr>
   </w:style>
-  <w:style w:type="character" w:customStyle="1" w:styleId="Ttulo8Car">
-    <w:name w:val="Título 8 Car"/>
-    <w:basedOn w:val="Fuentedeprrafopredeter"/>
-    <w:link w:val="Ttulo8"/>
+  <w:style w:type="character" w:customStyle="1" w:styleId="Heading8Char">
+    <w:name w:val="Heading 8 Char"/>
+    <w:basedOn w:val="DefaultParagraphFont"/>
+    <w:link w:val="Heading8"/>
     <w:uiPriority w:val="9"/>
     <w:rsid w:val="00AB39A2"/>
     <w:rPr>
@@ -4934,10 +4880,10 @@
       <w:color w:val="1B2E2E" w:themeColor="accent1" w:themeShade="80"/>
     </w:rPr>
   </w:style>
-  <w:style w:type="character" w:customStyle="1" w:styleId="Ttulo9Car">
-    <w:name w:val="Título 9 Car"/>
-    <w:basedOn w:val="Fuentedeprrafopredeter"/>
-    <w:link w:val="Ttulo9"/>
+  <w:style w:type="character" w:customStyle="1" w:styleId="Heading9Char">
+    <w:name w:val="Heading 9 Char"/>
+    <w:basedOn w:val="DefaultParagraphFont"/>
+    <w:link w:val="Heading9"/>
     <w:uiPriority w:val="9"/>
     <w:semiHidden/>
     <w:rsid w:val="00AB39A2"/>
@@ -4948,11 +4894,11 @@
       <w:color w:val="1B2E2E" w:themeColor="accent1" w:themeShade="80"/>
     </w:rPr>
   </w:style>
-  <w:style w:type="paragraph" w:styleId="Descripcin">
+  <w:style w:type="paragraph" w:styleId="Caption">
     <w:name w:val="caption"/>
     <w:basedOn w:val="Normal"/>
     <w:next w:val="Normal"/>
-    <w:link w:val="DescripcinCar"/>
+    <w:link w:val="CaptionChar"/>
     <w:unhideWhenUsed/>
     <w:qFormat/>
     <w:rsid w:val="00AB39A2"/>
@@ -4966,10 +4912,10 @@
       <w:color w:val="739A8A" w:themeColor="text2"/>
     </w:rPr>
   </w:style>
-  <w:style w:type="character" w:customStyle="1" w:styleId="TtuloCar">
-    <w:name w:val="Título Car"/>
-    <w:basedOn w:val="Fuentedeprrafopredeter"/>
-    <w:link w:val="Ttulo"/>
+  <w:style w:type="character" w:customStyle="1" w:styleId="TitleChar">
+    <w:name w:val="Title Char"/>
+    <w:basedOn w:val="DefaultParagraphFont"/>
+    <w:link w:val="Title"/>
     <w:uiPriority w:val="10"/>
     <w:rsid w:val="00AB39A2"/>
     <w:rPr>
@@ -4981,10 +4927,10 @@
       <w:szCs w:val="72"/>
     </w:rPr>
   </w:style>
-  <w:style w:type="character" w:customStyle="1" w:styleId="SubttuloCar">
-    <w:name w:val="Subtítulo Car"/>
-    <w:basedOn w:val="Fuentedeprrafopredeter"/>
-    <w:link w:val="Subttulo"/>
+  <w:style w:type="character" w:customStyle="1" w:styleId="SubtitleChar">
+    <w:name w:val="Subtitle Char"/>
+    <w:basedOn w:val="DefaultParagraphFont"/>
+    <w:link w:val="Subtitle"/>
     <w:uiPriority w:val="11"/>
     <w:rsid w:val="00AB39A2"/>
     <w:rPr>
@@ -4994,9 +4940,9 @@
       <w:szCs w:val="28"/>
     </w:rPr>
   </w:style>
-  <w:style w:type="character" w:styleId="Fuerte">
+  <w:style w:type="character" w:styleId="Strong">
     <w:name w:val="Strong"/>
-    <w:basedOn w:val="Fuentedeprrafopredeter"/>
+    <w:basedOn w:val="DefaultParagraphFont"/>
     <w:uiPriority w:val="22"/>
     <w:qFormat/>
     <w:rsid w:val="00AB39A2"/>
@@ -5005,9 +4951,9 @@
       <w:bCs/>
     </w:rPr>
   </w:style>
-  <w:style w:type="character" w:styleId="nfasis">
+  <w:style w:type="character" w:styleId="Emphasis">
     <w:name w:val="Emphasis"/>
-    <w:basedOn w:val="Fuentedeprrafopredeter"/>
+    <w:basedOn w:val="DefaultParagraphFont"/>
     <w:uiPriority w:val="20"/>
     <w:qFormat/>
     <w:rsid w:val="00AB39A2"/>
@@ -5016,7 +4962,7 @@
       <w:iCs/>
     </w:rPr>
   </w:style>
-  <w:style w:type="paragraph" w:styleId="Sinespaciado">
+  <w:style w:type="paragraph" w:styleId="NoSpacing">
     <w:name w:val="No Spacing"/>
     <w:uiPriority w:val="1"/>
     <w:qFormat/>
@@ -5025,11 +4971,11 @@
       <w:spacing w:after="0" w:line="240" w:lineRule="auto"/>
     </w:pPr>
   </w:style>
-  <w:style w:type="paragraph" w:styleId="Cita">
+  <w:style w:type="paragraph" w:styleId="Quote">
     <w:name w:val="Quote"/>
     <w:basedOn w:val="Normal"/>
     <w:next w:val="Normal"/>
-    <w:link w:val="CitaCar"/>
+    <w:link w:val="QuoteChar"/>
     <w:uiPriority w:val="29"/>
     <w:qFormat/>
     <w:rsid w:val="00AB39A2"/>
@@ -5043,10 +4989,10 @@
       <w:szCs w:val="24"/>
     </w:rPr>
   </w:style>
-  <w:style w:type="character" w:customStyle="1" w:styleId="CitaCar">
-    <w:name w:val="Cita Car"/>
-    <w:basedOn w:val="Fuentedeprrafopredeter"/>
-    <w:link w:val="Cita"/>
+  <w:style w:type="character" w:customStyle="1" w:styleId="QuoteChar">
+    <w:name w:val="Quote Char"/>
+    <w:basedOn w:val="DefaultParagraphFont"/>
+    <w:link w:val="Quote"/>
     <w:uiPriority w:val="29"/>
     <w:rsid w:val="00AB39A2"/>
     <w:rPr>
@@ -5055,11 +5001,11 @@
       <w:szCs w:val="24"/>
     </w:rPr>
   </w:style>
-  <w:style w:type="paragraph" w:styleId="Citadestacada">
+  <w:style w:type="paragraph" w:styleId="IntenseQuote">
     <w:name w:val="Intense Quote"/>
     <w:basedOn w:val="Normal"/>
     <w:next w:val="Normal"/>
-    <w:link w:val="CitadestacadaCar"/>
+    <w:link w:val="IntenseQuoteChar"/>
     <w:uiPriority w:val="30"/>
     <w:qFormat/>
     <w:rsid w:val="00AB39A2"/>
@@ -5076,10 +5022,10 @@
       <w:szCs w:val="32"/>
     </w:rPr>
   </w:style>
-  <w:style w:type="character" w:customStyle="1" w:styleId="CitadestacadaCar">
-    <w:name w:val="Cita destacada Car"/>
-    <w:basedOn w:val="Fuentedeprrafopredeter"/>
-    <w:link w:val="Citadestacada"/>
+  <w:style w:type="character" w:customStyle="1" w:styleId="IntenseQuoteChar">
+    <w:name w:val="Intense Quote Char"/>
+    <w:basedOn w:val="DefaultParagraphFont"/>
+    <w:link w:val="IntenseQuote"/>
     <w:uiPriority w:val="30"/>
     <w:rsid w:val="00AB39A2"/>
     <w:rPr>
@@ -5090,9 +5036,9 @@
       <w:szCs w:val="32"/>
     </w:rPr>
   </w:style>
-  <w:style w:type="character" w:styleId="nfasissutil">
+  <w:style w:type="character" w:styleId="SubtleEmphasis">
     <w:name w:val="Subtle Emphasis"/>
-    <w:basedOn w:val="Fuentedeprrafopredeter"/>
+    <w:basedOn w:val="DefaultParagraphFont"/>
     <w:uiPriority w:val="19"/>
     <w:qFormat/>
     <w:rsid w:val="00AB39A2"/>
@@ -5102,9 +5048,9 @@
       <w:color w:val="A3BDB2" w:themeColor="text1" w:themeTint="A6"/>
     </w:rPr>
   </w:style>
-  <w:style w:type="character" w:styleId="nfasisintenso">
+  <w:style w:type="character" w:styleId="IntenseEmphasis">
     <w:name w:val="Intense Emphasis"/>
-    <w:basedOn w:val="Fuentedeprrafopredeter"/>
+    <w:basedOn w:val="DefaultParagraphFont"/>
     <w:uiPriority w:val="21"/>
     <w:qFormat/>
     <w:rsid w:val="00AB39A2"/>
@@ -5115,9 +5061,9 @@
       <w:iCs/>
     </w:rPr>
   </w:style>
-  <w:style w:type="character" w:styleId="Referenciasutil">
+  <w:style w:type="character" w:styleId="SubtleReference">
     <w:name w:val="Subtle Reference"/>
-    <w:basedOn w:val="Fuentedeprrafopredeter"/>
+    <w:basedOn w:val="DefaultParagraphFont"/>
     <w:uiPriority w:val="31"/>
     <w:qFormat/>
     <w:rsid w:val="00AB39A2"/>
@@ -5128,9 +5074,9 @@
       <w:bdr w:val="none" w:sz="0" w:space="0" w:color="auto"/>
     </w:rPr>
   </w:style>
-  <w:style w:type="character" w:styleId="Referenciaintensa">
+  <w:style w:type="character" w:styleId="IntenseReference">
     <w:name w:val="Intense Reference"/>
-    <w:basedOn w:val="Fuentedeprrafopredeter"/>
+    <w:basedOn w:val="DefaultParagraphFont"/>
     <w:uiPriority w:val="32"/>
     <w:qFormat/>
     <w:rsid w:val="00AB39A2"/>
@@ -5142,9 +5088,9 @@
       <w:u w:val="single"/>
     </w:rPr>
   </w:style>
-  <w:style w:type="character" w:styleId="Ttulodellibro">
+  <w:style w:type="character" w:styleId="BookTitle">
     <w:name w:val="Book Title"/>
-    <w:basedOn w:val="Fuentedeprrafopredeter"/>
+    <w:basedOn w:val="DefaultParagraphFont"/>
     <w:uiPriority w:val="33"/>
     <w:qFormat/>
     <w:rsid w:val="00AB39A2"/>
@@ -5155,9 +5101,9 @@
       <w:spacing w:val="10"/>
     </w:rPr>
   </w:style>
-  <w:style w:type="paragraph" w:styleId="TtuloTDC">
+  <w:style w:type="paragraph" w:styleId="TOCHeading">
     <w:name w:val="TOC Heading"/>
-    <w:basedOn w:val="Ttulo1"/>
+    <w:basedOn w:val="Heading1"/>
     <w:next w:val="Normal"/>
     <w:uiPriority w:val="39"/>
     <w:unhideWhenUsed/>
@@ -5167,10 +5113,10 @@
       <w:outlineLvl w:val="9"/>
     </w:pPr>
   </w:style>
-  <w:style w:type="paragraph" w:styleId="Encabezado">
+  <w:style w:type="paragraph" w:styleId="Header">
     <w:name w:val="header"/>
     <w:basedOn w:val="Normal"/>
-    <w:link w:val="EncabezadoCar"/>
+    <w:link w:val="HeaderChar"/>
     <w:uiPriority w:val="99"/>
     <w:unhideWhenUsed/>
     <w:rsid w:val="00171F5E"/>
@@ -5182,17 +5128,17 @@
       <w:spacing w:after="0" w:line="240" w:lineRule="auto"/>
     </w:pPr>
   </w:style>
-  <w:style w:type="character" w:customStyle="1" w:styleId="EncabezadoCar">
-    <w:name w:val="Encabezado Car"/>
-    <w:basedOn w:val="Fuentedeprrafopredeter"/>
-    <w:link w:val="Encabezado"/>
+  <w:style w:type="character" w:customStyle="1" w:styleId="HeaderChar">
+    <w:name w:val="Header Char"/>
+    <w:basedOn w:val="DefaultParagraphFont"/>
+    <w:link w:val="Header"/>
     <w:uiPriority w:val="99"/>
     <w:rsid w:val="00171F5E"/>
   </w:style>
-  <w:style w:type="paragraph" w:styleId="Piedepgina">
+  <w:style w:type="paragraph" w:styleId="Footer">
     <w:name w:val="footer"/>
     <w:basedOn w:val="Normal"/>
-    <w:link w:val="PiedepginaCar"/>
+    <w:link w:val="FooterChar"/>
     <w:uiPriority w:val="99"/>
     <w:unhideWhenUsed/>
     <w:rsid w:val="00171F5E"/>
@@ -5204,14 +5150,14 @@
       <w:spacing w:after="0" w:line="240" w:lineRule="auto"/>
     </w:pPr>
   </w:style>
-  <w:style w:type="character" w:customStyle="1" w:styleId="PiedepginaCar">
-    <w:name w:val="Pie de página Car"/>
-    <w:basedOn w:val="Fuentedeprrafopredeter"/>
-    <w:link w:val="Piedepgina"/>
+  <w:style w:type="character" w:customStyle="1" w:styleId="FooterChar">
+    <w:name w:val="Footer Char"/>
+    <w:basedOn w:val="DefaultParagraphFont"/>
+    <w:link w:val="Footer"/>
     <w:uiPriority w:val="99"/>
     <w:rsid w:val="00171F5E"/>
   </w:style>
-  <w:style w:type="paragraph" w:styleId="TDC1">
+  <w:style w:type="paragraph" w:styleId="TOC1">
     <w:name w:val="toc 1"/>
     <w:basedOn w:val="Normal"/>
     <w:next w:val="Normal"/>
@@ -5223,7 +5169,7 @@
       <w:spacing w:after="100"/>
     </w:pPr>
   </w:style>
-  <w:style w:type="paragraph" w:styleId="TDC2">
+  <w:style w:type="paragraph" w:styleId="TOC2">
     <w:name w:val="toc 2"/>
     <w:basedOn w:val="Normal"/>
     <w:next w:val="Normal"/>
@@ -5240,7 +5186,7 @@
       <w:ind w:left="220"/>
     </w:pPr>
   </w:style>
-  <w:style w:type="paragraph" w:styleId="TDC3">
+  <w:style w:type="paragraph" w:styleId="TOC3">
     <w:name w:val="toc 3"/>
     <w:basedOn w:val="Normal"/>
     <w:next w:val="Normal"/>
@@ -5254,10 +5200,10 @@
       <w:ind w:left="440"/>
     </w:pPr>
   </w:style>
-  <w:style w:type="paragraph" w:styleId="Textonotapie">
+  <w:style w:type="paragraph" w:styleId="FootnoteText">
     <w:name w:val="footnote text"/>
     <w:basedOn w:val="Normal"/>
-    <w:link w:val="TextonotapieCar"/>
+    <w:link w:val="FootnoteTextChar"/>
     <w:uiPriority w:val="99"/>
     <w:semiHidden/>
     <w:unhideWhenUsed/>
@@ -5270,10 +5216,10 @@
       <w:szCs w:val="20"/>
     </w:rPr>
   </w:style>
-  <w:style w:type="character" w:customStyle="1" w:styleId="TextonotapieCar">
-    <w:name w:val="Texto nota pie Car"/>
-    <w:basedOn w:val="Fuentedeprrafopredeter"/>
-    <w:link w:val="Textonotapie"/>
+  <w:style w:type="character" w:customStyle="1" w:styleId="FootnoteTextChar">
+    <w:name w:val="Footnote Text Char"/>
+    <w:basedOn w:val="DefaultParagraphFont"/>
+    <w:link w:val="FootnoteText"/>
     <w:uiPriority w:val="99"/>
     <w:semiHidden/>
     <w:rsid w:val="00C81877"/>
@@ -5282,10 +5228,10 @@
       <w:szCs w:val="20"/>
     </w:rPr>
   </w:style>
-  <w:style w:type="paragraph" w:styleId="Textocomentario">
+  <w:style w:type="paragraph" w:styleId="CommentText">
     <w:name w:val="annotation text"/>
     <w:basedOn w:val="Normal"/>
-    <w:link w:val="TextocomentarioCar"/>
+    <w:link w:val="CommentTextChar"/>
     <w:uiPriority w:val="99"/>
     <w:semiHidden/>
     <w:unhideWhenUsed/>
@@ -5302,10 +5248,10 @@
       <w:lang w:val="en-US"/>
     </w:rPr>
   </w:style>
-  <w:style w:type="character" w:customStyle="1" w:styleId="TextocomentarioCar">
-    <w:name w:val="Texto comentario Car"/>
-    <w:basedOn w:val="Fuentedeprrafopredeter"/>
-    <w:link w:val="Textocomentario"/>
+  <w:style w:type="character" w:customStyle="1" w:styleId="CommentTextChar">
+    <w:name w:val="Comment Text Char"/>
+    <w:basedOn w:val="DefaultParagraphFont"/>
+    <w:link w:val="CommentText"/>
     <w:uiPriority w:val="99"/>
     <w:semiHidden/>
     <w:rsid w:val="00C81877"/>
@@ -5316,7 +5262,7 @@
       <w:lang w:val="en-US"/>
     </w:rPr>
   </w:style>
-  <w:style w:type="character" w:styleId="Refdenotaalpie">
+  <w:style w:type="character" w:styleId="FootnoteReference">
     <w:name w:val="footnote reference"/>
     <w:uiPriority w:val="99"/>
     <w:semiHidden/>
@@ -5326,9 +5272,9 @@
       <w:vertAlign w:val="superscript"/>
     </w:rPr>
   </w:style>
-  <w:style w:type="character" w:styleId="Refdecomentario">
+  <w:style w:type="character" w:styleId="CommentReference">
     <w:name w:val="annotation reference"/>
-    <w:basedOn w:val="Fuentedeprrafopredeter"/>
+    <w:basedOn w:val="DefaultParagraphFont"/>
     <w:uiPriority w:val="99"/>
     <w:semiHidden/>
     <w:unhideWhenUsed/>
@@ -5338,9 +5284,9 @@
       <w:szCs w:val="16"/>
     </w:rPr>
   </w:style>
-  <w:style w:type="character" w:styleId="Hipervnculo">
+  <w:style w:type="character" w:styleId="Hyperlink">
     <w:name w:val="Hyperlink"/>
-    <w:basedOn w:val="Fuentedeprrafopredeter"/>
+    <w:basedOn w:val="DefaultParagraphFont"/>
     <w:uiPriority w:val="99"/>
     <w:unhideWhenUsed/>
     <w:rsid w:val="00C81877"/>
@@ -5349,9 +5295,9 @@
       <w:u w:val="single"/>
     </w:rPr>
   </w:style>
-  <w:style w:type="character" w:styleId="Mencinsinresolver">
+  <w:style w:type="character" w:styleId="UnresolvedMention">
     <w:name w:val="Unresolved Mention"/>
-    <w:basedOn w:val="Fuentedeprrafopredeter"/>
+    <w:basedOn w:val="DefaultParagraphFont"/>
     <w:uiPriority w:val="99"/>
     <w:semiHidden/>
     <w:unhideWhenUsed/>
@@ -5361,9 +5307,9 @@
       <w:shd w:val="clear" w:color="auto" w:fill="E1DFDD"/>
     </w:rPr>
   </w:style>
-  <w:style w:type="table" w:styleId="Tablaconcuadrcula">
+  <w:style w:type="table" w:styleId="TableGrid">
     <w:name w:val="Table Grid"/>
-    <w:basedOn w:val="Tablanormal"/>
+    <w:basedOn w:val="TableNormal"/>
     <w:uiPriority w:val="39"/>
     <w:rsid w:val="00292DEB"/>
     <w:pPr>
@@ -5387,7 +5333,7 @@
       </w:tblBorders>
     </w:tblPr>
   </w:style>
-  <w:style w:type="paragraph" w:styleId="Tabladeilustraciones">
+  <w:style w:type="paragraph" w:styleId="TableofFigures">
     <w:name w:val="table of figures"/>
     <w:basedOn w:val="Normal"/>
     <w:next w:val="Normal"/>
@@ -5405,10 +5351,10 @@
       <w:lang w:val="en-US"/>
     </w:rPr>
   </w:style>
-  <w:style w:type="character" w:customStyle="1" w:styleId="DescripcinCar">
-    <w:name w:val="Descripción Car"/>
-    <w:basedOn w:val="Fuentedeprrafopredeter"/>
-    <w:link w:val="Descripcin"/>
+  <w:style w:type="character" w:customStyle="1" w:styleId="CaptionChar">
+    <w:name w:val="Caption Char"/>
+    <w:basedOn w:val="DefaultParagraphFont"/>
+    <w:link w:val="Caption"/>
     <w:locked/>
     <w:rsid w:val="00CE62B2"/>
     <w:rPr>
@@ -5418,11 +5364,11 @@
       <w:color w:val="739A8A" w:themeColor="text2"/>
     </w:rPr>
   </w:style>
-  <w:style w:type="paragraph" w:styleId="Subttulo">
+  <w:style w:type="paragraph" w:styleId="Subtitle">
     <w:name w:val="Subtitle"/>
     <w:basedOn w:val="Normal"/>
     <w:next w:val="Normal"/>
-    <w:link w:val="SubttuloCar"/>
+    <w:link w:val="SubtitleChar"/>
     <w:uiPriority w:val="11"/>
     <w:qFormat/>
     <w:pPr>
@@ -5437,7 +5383,7 @@
     </w:rPr>
   </w:style>
   <w:style w:type="table" w:customStyle="1" w:styleId="a">
-    <w:basedOn w:val="Tablanormal"/>
+    <w:basedOn w:val="TableNormal"/>
     <w:pPr>
       <w:spacing w:after="0" w:line="240" w:lineRule="auto"/>
     </w:pPr>
@@ -5453,7 +5399,7 @@
     </w:tblPr>
   </w:style>
   <w:style w:type="table" w:customStyle="1" w:styleId="a0">
-    <w:basedOn w:val="Tablanormal"/>
+    <w:basedOn w:val="TableNormal"/>
     <w:pPr>
       <w:spacing w:after="0" w:line="240" w:lineRule="auto"/>
     </w:pPr>
@@ -5469,7 +5415,7 @@
     </w:tblPr>
   </w:style>
   <w:style w:type="table" w:customStyle="1" w:styleId="a1">
-    <w:basedOn w:val="Tablanormal"/>
+    <w:basedOn w:val="TableNormal"/>
     <w:pPr>
       <w:spacing w:after="0" w:line="240" w:lineRule="auto"/>
     </w:pPr>
@@ -5689,28 +5635,28 @@
 </file>
 
 <file path=customXml/item1.xml><?xml version="1.0" encoding="utf-8"?>
+<b:Sources xmlns:b="http://schemas.openxmlformats.org/officeDocument/2006/bibliography" xmlns="http://schemas.openxmlformats.org/officeDocument/2006/bibliography" SelectedStyle="\APASixthEditionOfficeOnline.xsl" StyleName="APA" Version="6"/>
+</file>
+
+<file path=customXml/item2.xml><?xml version="1.0" encoding="utf-8"?>
 <go:gDocsCustomXmlDataStorage xmlns:go="http://customooxmlschemas.google.com/" xmlns:r="http://schemas.openxmlformats.org/officeDocument/2006/relationships" uri="GoogleDocsCustomDataVersion2">
   <go:docsCustomData xmlns:go="http://customooxmlschemas.google.com/" roundtripDataSignature="AMtx7mjfZHdsiCvpFOesiH+c3zMFCQ6GYw==">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</go:docsCustomData>
 </go:gDocsCustomXmlDataStorage>
 </file>
 
-<file path=customXml/item2.xml><?xml version="1.0" encoding="utf-8"?>
-<b:Sources xmlns:b="http://schemas.openxmlformats.org/officeDocument/2006/bibliography" xmlns="http://schemas.openxmlformats.org/officeDocument/2006/bibliography" SelectedStyle="\APASixthEditionOfficeOnline.xsl" StyleName="APA" Version="6"/>
+<file path=customXml/itemProps1.xml><?xml version="1.0" encoding="utf-8"?>
+<ds:datastoreItem xmlns:ds="http://schemas.openxmlformats.org/officeDocument/2006/customXml" ds:itemID="{13541E44-53E1-4E1E-8B81-150EFAC17A97}">
+  <ds:schemaRefs>
+    <ds:schemaRef ds:uri="http://schemas.openxmlformats.org/officeDocument/2006/bibliography"/>
+  </ds:schemaRefs>
+</ds:datastoreItem>
 </file>
 
-<file path=customXml/itemProps1.xml><?xml version="1.0" encoding="utf-8"?>
+<file path=customXml/itemProps2.xml><?xml version="1.0" encoding="utf-8"?>
 <ds:datastoreItem xmlns:ds="http://schemas.openxmlformats.org/officeDocument/2006/customXml" ds:itemID="{11111111-1234-1234-1234-123412341234}">
   <ds:schemaRefs>
     <ds:schemaRef ds:uri="http://customooxmlschemas.google.com/"/>
     <ds:schemaRef ds:uri="http://schemas.openxmlformats.org/officeDocument/2006/relationships"/>
   </ds:schemaRefs>
 </ds:datastoreItem>
-</file>
-
-<file path=customXml/itemProps2.xml><?xml version="1.0" encoding="utf-8"?>
-<ds:datastoreItem xmlns:ds="http://schemas.openxmlformats.org/officeDocument/2006/customXml" ds:itemID="{13541E44-53E1-4E1E-8B81-150EFAC17A97}">
-  <ds:schemaRefs>
-    <ds:schemaRef ds:uri="http://schemas.openxmlformats.org/officeDocument/2006/bibliography"/>
-  </ds:schemaRefs>
-</ds:datastoreItem>
 </file>